--- a/doc/詞/宋朝/晏殊/晏殊-浣溪沙·一向年光有限身.docx
+++ b/doc/詞/宋朝/晏殊/晏殊-浣溪沙·一向年光有限身.docx
@@ -1,6 +1,6 @@
 
 <file path=word/document.xml><?xml version="1.0" encoding="utf-8"?>
-<w:document xmlns:wpc="http://schemas.microsoft.com/office/word/2010/wordprocessingCanvas" xmlns:cx="http://schemas.microsoft.com/office/drawing/2014/chartex" xmlns:cx1="http://schemas.microsoft.com/office/drawing/2015/9/8/chartex" xmlns:cx2="http://schemas.microsoft.com/office/drawing/2015/10/21/chartex" xmlns:cx3="http://schemas.microsoft.com/office/drawing/2016/5/9/chartex" xmlns:cx4="http://schemas.microsoft.com/office/drawing/2016/5/10/chartex" xmlns:cx5="http://schemas.microsoft.com/office/drawing/2016/5/11/chartex" xmlns:cx6="http://schemas.microsoft.com/office/drawing/2016/5/12/chartex" xmlns:cx7="http://schemas.microsoft.com/office/drawing/2016/5/13/chartex" xmlns:cx8="http://schemas.microsoft.com/office/drawing/2016/5/14/chartex" xmlns:mc="http://schemas.openxmlformats.org/markup-compatibility/2006" xmlns:aink="http://schemas.microsoft.com/office/drawing/2016/ink" xmlns:am3d="http://schemas.microsoft.com/office/drawing/2017/model3d" xmlns:o="urn:schemas-microsoft-com:office:office" xmlns:oel="http://schemas.microsoft.com/office/2019/extlst" xmlns:r="http://schemas.openxmlformats.org/officeDocument/2006/relationships" xmlns:m="http://schemas.openxmlformats.org/officeDocument/2006/math" xmlns:v="urn:schemas-microsoft-com:vml" xmlns:wp14="http://schemas.microsoft.com/office/word/2010/wordprocessingDrawing" xmlns:wp="http://schemas.openxmlformats.org/drawingml/2006/wordprocessingDrawing" xmlns:w10="urn:schemas-microsoft-com:office:word" xmlns:w="http://schemas.openxmlformats.org/wordprocessingml/2006/main" xmlns:w14="http://schemas.microsoft.com/office/word/2010/wordml" xmlns:w15="http://schemas.microsoft.com/office/word/2012/wordml" xmlns:w16cex="http://schemas.microsoft.com/office/word/2018/wordml/cex" xmlns:w16cid="http://schemas.microsoft.com/office/word/2016/wordml/cid" xmlns:w16="http://schemas.microsoft.com/office/word/2018/wordml" xmlns:w16sdtdh="http://schemas.microsoft.com/office/word/2020/wordml/sdtdatahash" xmlns:w16se="http://schemas.microsoft.com/office/word/2015/wordml/symex" xmlns:wpg="http://schemas.microsoft.com/office/word/2010/wordprocessingGroup" xmlns:wpi="http://schemas.microsoft.com/office/word/2010/wordprocessingInk" xmlns:wne="http://schemas.microsoft.com/office/word/2006/wordml" xmlns:wps="http://schemas.microsoft.com/office/word/2010/wordprocessingShape" mc:Ignorable="w14 w15 w16se w16cid w16 w16cex w16sdtdh wp14">
+<w:document xmlns:wpc="http://schemas.microsoft.com/office/word/2010/wordprocessingCanvas" xmlns:cx="http://schemas.microsoft.com/office/drawing/2014/chartex" xmlns:cx1="http://schemas.microsoft.com/office/drawing/2015/9/8/chartex" xmlns:cx2="http://schemas.microsoft.com/office/drawing/2015/10/21/chartex" xmlns:cx3="http://schemas.microsoft.com/office/drawing/2016/5/9/chartex" xmlns:cx4="http://schemas.microsoft.com/office/drawing/2016/5/10/chartex" xmlns:cx5="http://schemas.microsoft.com/office/drawing/2016/5/11/chartex" xmlns:cx6="http://schemas.microsoft.com/office/drawing/2016/5/12/chartex" xmlns:cx7="http://schemas.microsoft.com/office/drawing/2016/5/13/chartex" xmlns:cx8="http://schemas.microsoft.com/office/drawing/2016/5/14/chartex" xmlns:mc="http://schemas.openxmlformats.org/markup-compatibility/2006" xmlns:aink="http://schemas.microsoft.com/office/drawing/2016/ink" xmlns:am3d="http://schemas.microsoft.com/office/drawing/2017/model3d" xmlns:o="urn:schemas-microsoft-com:office:office" xmlns:oel="http://schemas.microsoft.com/office/2019/extlst" xmlns:r="http://schemas.openxmlformats.org/officeDocument/2006/relationships" xmlns:m="http://schemas.openxmlformats.org/officeDocument/2006/math" xmlns:v="urn:schemas-microsoft-com:vml" xmlns:wp14="http://schemas.microsoft.com/office/word/2010/wordprocessingDrawing" xmlns:wp="http://schemas.openxmlformats.org/drawingml/2006/wordprocessingDrawing" xmlns:w10="urn:schemas-microsoft-com:office:word" xmlns:w="http://schemas.openxmlformats.org/wordprocessingml/2006/main" xmlns:w14="http://schemas.microsoft.com/office/word/2010/wordml" xmlns:w15="http://schemas.microsoft.com/office/word/2012/wordml" xmlns:w16cex="http://schemas.microsoft.com/office/word/2018/wordml/cex" xmlns:w16cid="http://schemas.microsoft.com/office/word/2016/wordml/cid" xmlns:w16="http://schemas.microsoft.com/office/word/2018/wordml" xmlns:w16du="http://schemas.microsoft.com/office/word/2023/wordml/word16du" xmlns:w16sdtdh="http://schemas.microsoft.com/office/word/2020/wordml/sdtdatahash" xmlns:w16sdtfl="http://schemas.microsoft.com/office/word/2024/wordml/sdtformatlock" xmlns:w16se="http://schemas.microsoft.com/office/word/2015/wordml/symex" xmlns:wpg="http://schemas.microsoft.com/office/word/2010/wordprocessingGroup" xmlns:wpi="http://schemas.microsoft.com/office/word/2010/wordprocessingInk" xmlns:wne="http://schemas.microsoft.com/office/word/2006/wordml" xmlns:wps="http://schemas.microsoft.com/office/word/2010/wordprocessingShape" mc:Ignorable="w14 w15 w16se w16cid w16 w16cex w16sdtdh w16sdtfl w16du wp14">
   <w:body>
     <w:p>
       <w:pPr>
@@ -92,18 +92,8 @@
           <w:sz w:val="36"/>
           <w:szCs w:val="36"/>
         </w:rPr>
-        <w:t>一向年光有限身，等閒離別易銷魂，酒筵</w:t>
-      </w:r>
-      <w:proofErr w:type="gramStart"/>
-      <w:r>
-        <w:rPr>
-          <w:rFonts w:ascii="標楷體" w:eastAsia="標楷體" w:hAnsi="標楷體" w:hint="eastAsia"/>
-          <w:sz w:val="36"/>
-          <w:szCs w:val="36"/>
-        </w:rPr>
-        <w:t>歌席莫辭頻。</w:t>
-      </w:r>
-      <w:proofErr w:type="gramEnd"/>
+        <w:t>一向年光有限身，等閒離別易銷魂，酒筵歌席莫辭頻。</w:t>
+      </w:r>
     </w:p>
     <w:p>
       <w:pPr>
@@ -120,61 +110,7 @@
           <w:sz w:val="36"/>
           <w:szCs w:val="36"/>
         </w:rPr>
-        <w:t>滿目山河</w:t>
-      </w:r>
-      <w:proofErr w:type="gramStart"/>
-      <w:r>
-        <w:rPr>
-          <w:rFonts w:ascii="標楷體" w:eastAsia="標楷體" w:hAnsi="標楷體" w:hint="eastAsia"/>
-          <w:sz w:val="36"/>
-          <w:szCs w:val="36"/>
-        </w:rPr>
-        <w:t>空念遠</w:t>
-      </w:r>
-      <w:proofErr w:type="gramEnd"/>
-      <w:r>
-        <w:rPr>
-          <w:rFonts w:ascii="標楷體" w:eastAsia="標楷體" w:hAnsi="標楷體" w:hint="eastAsia"/>
-          <w:sz w:val="36"/>
-          <w:szCs w:val="36"/>
-        </w:rPr>
-        <w:t>，落花</w:t>
-      </w:r>
-      <w:proofErr w:type="gramStart"/>
-      <w:r>
-        <w:rPr>
-          <w:rFonts w:ascii="標楷體" w:eastAsia="標楷體" w:hAnsi="標楷體" w:hint="eastAsia"/>
-          <w:sz w:val="36"/>
-          <w:szCs w:val="36"/>
-        </w:rPr>
-        <w:t>風雨更傷春</w:t>
-      </w:r>
-      <w:proofErr w:type="gramEnd"/>
-      <w:r>
-        <w:rPr>
-          <w:rFonts w:ascii="標楷體" w:eastAsia="標楷體" w:hAnsi="標楷體" w:hint="eastAsia"/>
-          <w:sz w:val="36"/>
-          <w:szCs w:val="36"/>
-        </w:rPr>
-        <w:t>，不如</w:t>
-      </w:r>
-      <w:proofErr w:type="gramStart"/>
-      <w:r>
-        <w:rPr>
-          <w:rFonts w:ascii="標楷體" w:eastAsia="標楷體" w:hAnsi="標楷體" w:hint="eastAsia"/>
-          <w:sz w:val="36"/>
-          <w:szCs w:val="36"/>
-        </w:rPr>
-        <w:t>憐</w:t>
-      </w:r>
-      <w:proofErr w:type="gramEnd"/>
-      <w:r>
-        <w:rPr>
-          <w:rFonts w:ascii="標楷體" w:eastAsia="標楷體" w:hAnsi="標楷體" w:hint="eastAsia"/>
-          <w:sz w:val="36"/>
-          <w:szCs w:val="36"/>
-        </w:rPr>
-        <w:t>取眼前人。</w:t>
+        <w:t>滿目山河空念遠，落花風雨更傷春，不如憐取眼前人。</w:t>
       </w:r>
     </w:p>
     <w:p>
@@ -204,8 +140,8 @@
           <w:ilvl w:val="0"/>
           <w:numId w:val="16"/>
         </w:numPr>
-        <w:spacing w:line="400" w:lineRule="exact"/>
-        <w:ind w:leftChars="0"/>
+        <w:spacing w:line="420" w:lineRule="exact"/>
+        <w:ind w:leftChars="0" w:left="284" w:hanging="284"/>
         <w:rPr>
           <w:rFonts w:ascii="標楷體" w:eastAsia="標楷體" w:hAnsi="標楷體" w:cs="標楷體"/>
           <w:sz w:val="28"/>
@@ -228,7 +164,6 @@
         </w:rPr>
         <w:t>(</w:t>
       </w:r>
-      <w:proofErr w:type="gramStart"/>
       <w:r>
         <w:rPr>
           <w:rFonts w:ascii="標楷體" w:eastAsia="標楷體" w:hAnsi="標楷體" w:cs="標楷體" w:hint="eastAsia"/>
@@ -238,7 +173,6 @@
         </w:rPr>
         <w:t>ㄏㄨㄢˇ</w:t>
       </w:r>
-      <w:proofErr w:type="gramEnd"/>
       <w:r>
         <w:rPr>
           <w:rFonts w:ascii="標楷體" w:eastAsia="標楷體" w:hAnsi="標楷體" w:cs="標楷體" w:hint="eastAsia"/>
@@ -247,76 +181,30 @@
         </w:rPr>
         <w:t>)</w:t>
       </w:r>
-      <w:proofErr w:type="gramStart"/>
       <w:r>
         <w:rPr>
           <w:rFonts w:ascii="標楷體" w:eastAsia="標楷體" w:hAnsi="標楷體" w:cs="標楷體" w:hint="eastAsia"/>
           <w:sz w:val="28"/>
           <w:szCs w:val="28"/>
         </w:rPr>
-        <w:t>溪沙</w:t>
-      </w:r>
-      <w:proofErr w:type="gramEnd"/>
+        <w:t>溪沙：詞牌名，本</w:t>
+      </w:r>
       <w:r>
         <w:rPr>
           <w:rFonts w:ascii="標楷體" w:eastAsia="標楷體" w:hAnsi="標楷體" w:cs="標楷體" w:hint="eastAsia"/>
           <w:sz w:val="28"/>
           <w:szCs w:val="28"/>
-        </w:rPr>
-        <w:t>：詞牌名，</w:t>
-      </w:r>
-      <w:proofErr w:type="gramStart"/>
+          <w:u w:val="single"/>
+        </w:rPr>
+        <w:t>唐</w:t>
+      </w:r>
       <w:r>
         <w:rPr>
           <w:rFonts w:ascii="標楷體" w:eastAsia="標楷體" w:hAnsi="標楷體" w:cs="標楷體" w:hint="eastAsia"/>
           <w:sz w:val="28"/>
           <w:szCs w:val="28"/>
         </w:rPr>
-        <w:t>本</w:t>
-      </w:r>
-      <w:r>
-        <w:rPr>
-          <w:rFonts w:ascii="標楷體" w:eastAsia="標楷體" w:hAnsi="標楷體" w:cs="標楷體" w:hint="eastAsia"/>
-          <w:sz w:val="28"/>
-          <w:szCs w:val="28"/>
-          <w:u w:val="single"/>
-        </w:rPr>
-        <w:t>唐</w:t>
-      </w:r>
-      <w:r>
-        <w:rPr>
-          <w:rFonts w:ascii="標楷體" w:eastAsia="標楷體" w:hAnsi="標楷體" w:cs="標楷體" w:hint="eastAsia"/>
-          <w:sz w:val="28"/>
-          <w:szCs w:val="28"/>
-        </w:rPr>
-        <w:t>教坊曲</w:t>
-      </w:r>
-      <w:proofErr w:type="gramEnd"/>
-      <w:r>
-        <w:rPr>
-          <w:rFonts w:ascii="標楷體" w:eastAsia="標楷體" w:hAnsi="標楷體" w:cs="標楷體" w:hint="eastAsia"/>
-          <w:sz w:val="28"/>
-          <w:szCs w:val="28"/>
-        </w:rPr>
-        <w:t>名，又名《浣沙溪》、《小庭花》等。</w:t>
-      </w:r>
-      <w:proofErr w:type="gramStart"/>
-      <w:r>
-        <w:rPr>
-          <w:rFonts w:ascii="標楷體" w:eastAsia="標楷體" w:hAnsi="標楷體" w:cs="標楷體" w:hint="eastAsia"/>
-          <w:sz w:val="28"/>
-          <w:szCs w:val="28"/>
-        </w:rPr>
-        <w:t>雙調四十二</w:t>
-      </w:r>
-      <w:proofErr w:type="gramEnd"/>
-      <w:r>
-        <w:rPr>
-          <w:rFonts w:ascii="標楷體" w:eastAsia="標楷體" w:hAnsi="標楷體" w:cs="標楷體" w:hint="eastAsia"/>
-          <w:sz w:val="28"/>
-          <w:szCs w:val="28"/>
-        </w:rPr>
-        <w:t>字，五平韻。</w:t>
+        <w:t>教坊曲名，又名《浣沙溪》、《小庭花》等。</w:t>
       </w:r>
     </w:p>
     <w:p>
@@ -326,8 +214,8 @@
           <w:ilvl w:val="0"/>
           <w:numId w:val="16"/>
         </w:numPr>
-        <w:spacing w:line="400" w:lineRule="exact"/>
-        <w:ind w:leftChars="0"/>
+        <w:spacing w:line="420" w:lineRule="exact"/>
+        <w:ind w:leftChars="0" w:left="284" w:hanging="284"/>
         <w:rPr>
           <w:rFonts w:ascii="標楷體" w:eastAsia="標楷體" w:hAnsi="標楷體" w:cs="標楷體"/>
           <w:sz w:val="28"/>
@@ -351,27 +239,16 @@
           <w:sz w:val="28"/>
           <w:szCs w:val="28"/>
         </w:rPr>
-        <w:t>：</w:t>
-      </w:r>
-      <w:proofErr w:type="gramStart"/>
+        <w:t>：一晌</w:t>
+      </w:r>
       <w:r>
         <w:rPr>
           <w:rFonts w:ascii="標楷體" w:eastAsia="標楷體" w:hAnsi="標楷體" w:cs="標楷體" w:hint="eastAsia"/>
           <w:sz w:val="28"/>
           <w:szCs w:val="28"/>
         </w:rPr>
-        <w:t>一晌</w:t>
-      </w:r>
-      <w:proofErr w:type="gramEnd"/>
-      <w:r>
-        <w:rPr>
-          <w:rFonts w:ascii="標楷體" w:eastAsia="標楷體" w:hAnsi="標楷體" w:cs="標楷體" w:hint="eastAsia"/>
-          <w:sz w:val="28"/>
-          <w:szCs w:val="28"/>
-        </w:rPr>
         <w:t>（</w:t>
       </w:r>
-      <w:proofErr w:type="gramStart"/>
       <w:r>
         <w:rPr>
           <w:rFonts w:ascii="標楷體" w:eastAsia="標楷體" w:hAnsi="標楷體" w:cs="標楷體" w:hint="eastAsia"/>
@@ -381,7 +258,6 @@
         </w:rPr>
         <w:t>ㄕㄤˇ</w:t>
       </w:r>
-      <w:proofErr w:type="gramEnd"/>
       <w:r>
         <w:rPr>
           <w:rFonts w:ascii="標楷體" w:eastAsia="標楷體" w:hAnsi="標楷體" w:cs="標楷體" w:hint="eastAsia"/>
@@ -396,25 +272,7 @@
           <w:sz w:val="28"/>
           <w:szCs w:val="28"/>
         </w:rPr>
-        <w:t>，</w:t>
-      </w:r>
-      <w:proofErr w:type="gramStart"/>
-      <w:r>
-        <w:rPr>
-          <w:rFonts w:ascii="標楷體" w:eastAsia="標楷體" w:hAnsi="標楷體" w:cs="標楷體" w:hint="eastAsia"/>
-          <w:sz w:val="28"/>
-          <w:szCs w:val="28"/>
-        </w:rPr>
-        <w:t>片刻，</w:t>
-      </w:r>
-      <w:proofErr w:type="gramEnd"/>
-      <w:r>
-        <w:rPr>
-          <w:rFonts w:ascii="標楷體" w:eastAsia="標楷體" w:hAnsi="標楷體" w:cs="標楷體" w:hint="eastAsia"/>
-          <w:sz w:val="28"/>
-          <w:szCs w:val="28"/>
-        </w:rPr>
-        <w:t>一會兒。</w:t>
+        <w:t>，片刻，一會兒。</w:t>
       </w:r>
     </w:p>
     <w:p>
@@ -424,8 +282,8 @@
           <w:ilvl w:val="0"/>
           <w:numId w:val="16"/>
         </w:numPr>
-        <w:spacing w:line="400" w:lineRule="exact"/>
-        <w:ind w:leftChars="0"/>
+        <w:spacing w:line="420" w:lineRule="exact"/>
+        <w:ind w:leftChars="0" w:left="284" w:hanging="284"/>
         <w:rPr>
           <w:rFonts w:ascii="標楷體" w:eastAsia="標楷體" w:hAnsi="標楷體" w:cs="標楷體"/>
           <w:sz w:val="28"/>
@@ -448,8 +306,8 @@
           <w:ilvl w:val="0"/>
           <w:numId w:val="16"/>
         </w:numPr>
-        <w:spacing w:line="400" w:lineRule="exact"/>
-        <w:ind w:leftChars="0"/>
+        <w:spacing w:line="420" w:lineRule="exact"/>
+        <w:ind w:leftChars="0" w:left="284" w:hanging="284"/>
         <w:rPr>
           <w:rFonts w:ascii="標楷體" w:eastAsia="標楷體" w:hAnsi="標楷體" w:cs="標楷體"/>
           <w:sz w:val="28"/>
@@ -462,7 +320,7 @@
           <w:sz w:val="28"/>
           <w:szCs w:val="28"/>
         </w:rPr>
-        <w:t>有限身：有限的生命。</w:t>
+        <w:t>等閒：平常，隨便，無端。</w:t>
       </w:r>
     </w:p>
     <w:p>
@@ -472,8 +330,8 @@
           <w:ilvl w:val="0"/>
           <w:numId w:val="16"/>
         </w:numPr>
-        <w:spacing w:line="400" w:lineRule="exact"/>
-        <w:ind w:leftChars="0"/>
+        <w:spacing w:line="420" w:lineRule="exact"/>
+        <w:ind w:leftChars="0" w:left="284" w:hanging="284"/>
         <w:rPr>
           <w:rFonts w:ascii="標楷體" w:eastAsia="標楷體" w:hAnsi="標楷體" w:cs="標楷體"/>
           <w:sz w:val="28"/>
@@ -486,7 +344,23 @@
           <w:sz w:val="28"/>
           <w:szCs w:val="28"/>
         </w:rPr>
-        <w:t>等閒：平常，隨便，無端。</w:t>
+        <w:t>銷魂：極度悲傷，極度快樂</w:t>
+      </w:r>
+      <w:r>
+        <w:rPr>
+          <w:rFonts w:ascii="標楷體" w:eastAsia="標楷體" w:hAnsi="標楷體" w:cs="標楷體" w:hint="eastAsia"/>
+          <w:sz w:val="28"/>
+          <w:szCs w:val="28"/>
+        </w:rPr>
+        <w:t>；</w:t>
+      </w:r>
+      <w:r>
+        <w:rPr>
+          <w:rFonts w:ascii="標楷體" w:eastAsia="標楷體" w:hAnsi="標楷體" w:cs="標楷體" w:hint="eastAsia"/>
+          <w:sz w:val="28"/>
+          <w:szCs w:val="28"/>
+        </w:rPr>
+        <w:t>心迷神惑。</w:t>
       </w:r>
     </w:p>
     <w:p>
@@ -496,126 +370,8 @@
           <w:ilvl w:val="0"/>
           <w:numId w:val="16"/>
         </w:numPr>
-        <w:spacing w:line="400" w:lineRule="exact"/>
-        <w:ind w:leftChars="0"/>
-        <w:rPr>
-          <w:rFonts w:ascii="標楷體" w:eastAsia="標楷體" w:hAnsi="標楷體" w:cs="標楷體"/>
-          <w:sz w:val="28"/>
-          <w:szCs w:val="28"/>
-        </w:rPr>
-      </w:pPr>
-      <w:r>
-        <w:rPr>
-          <w:rFonts w:ascii="標楷體" w:eastAsia="標楷體" w:hAnsi="標楷體" w:cs="標楷體" w:hint="eastAsia"/>
-          <w:sz w:val="28"/>
-          <w:szCs w:val="28"/>
-        </w:rPr>
-        <w:t>銷魂：極度悲傷，極度快樂</w:t>
-      </w:r>
-      <w:r>
-        <w:rPr>
-          <w:rFonts w:ascii="標楷體" w:eastAsia="標楷體" w:hAnsi="標楷體" w:cs="標楷體" w:hint="eastAsia"/>
-          <w:sz w:val="28"/>
-          <w:szCs w:val="28"/>
-        </w:rPr>
-        <w:t>；</w:t>
-      </w:r>
-      <w:proofErr w:type="gramStart"/>
-      <w:r>
-        <w:rPr>
-          <w:rFonts w:ascii="標楷體" w:eastAsia="標楷體" w:hAnsi="標楷體" w:cs="標楷體" w:hint="eastAsia"/>
-          <w:sz w:val="28"/>
-          <w:szCs w:val="28"/>
-        </w:rPr>
-        <w:t>心迷神惑</w:t>
-      </w:r>
-      <w:proofErr w:type="gramEnd"/>
-      <w:r>
-        <w:rPr>
-          <w:rFonts w:ascii="標楷體" w:eastAsia="標楷體" w:hAnsi="標楷體" w:cs="標楷體" w:hint="eastAsia"/>
-          <w:sz w:val="28"/>
-          <w:szCs w:val="28"/>
-        </w:rPr>
-        <w:t>。</w:t>
-      </w:r>
-    </w:p>
-    <w:p>
-      <w:pPr>
-        <w:pStyle w:val="a6"/>
-        <w:numPr>
-          <w:ilvl w:val="0"/>
-          <w:numId w:val="16"/>
-        </w:numPr>
-        <w:spacing w:line="400" w:lineRule="exact"/>
-        <w:ind w:leftChars="0"/>
-        <w:rPr>
-          <w:rFonts w:ascii="標楷體" w:eastAsia="標楷體" w:hAnsi="標楷體" w:cs="標楷體"/>
-          <w:sz w:val="28"/>
-          <w:szCs w:val="28"/>
-        </w:rPr>
-      </w:pPr>
-      <w:proofErr w:type="gramStart"/>
-      <w:r>
-        <w:rPr>
-          <w:rFonts w:ascii="標楷體" w:eastAsia="標楷體" w:hAnsi="標楷體" w:cs="標楷體" w:hint="eastAsia"/>
-          <w:sz w:val="28"/>
-          <w:szCs w:val="28"/>
-        </w:rPr>
-        <w:t>莫辭頻：</w:t>
-      </w:r>
-      <w:proofErr w:type="gramEnd"/>
-      <w:r>
-        <w:rPr>
-          <w:rFonts w:ascii="標楷體" w:eastAsia="標楷體" w:hAnsi="標楷體" w:cs="標楷體" w:hint="eastAsia"/>
-          <w:sz w:val="28"/>
-          <w:szCs w:val="28"/>
-        </w:rPr>
-        <w:t>頻，頻繁。不要因為次數多而推辭。</w:t>
-      </w:r>
-    </w:p>
-    <w:p>
-      <w:pPr>
-        <w:pStyle w:val="a6"/>
-        <w:numPr>
-          <w:ilvl w:val="0"/>
-          <w:numId w:val="16"/>
-        </w:numPr>
-        <w:spacing w:line="400" w:lineRule="exact"/>
-        <w:ind w:leftChars="0"/>
-        <w:rPr>
-          <w:rFonts w:ascii="標楷體" w:eastAsia="標楷體" w:hAnsi="標楷體" w:cs="標楷體"/>
-          <w:sz w:val="28"/>
-          <w:szCs w:val="28"/>
-        </w:rPr>
-      </w:pPr>
-      <w:proofErr w:type="gramStart"/>
-      <w:r>
-        <w:rPr>
-          <w:rFonts w:ascii="標楷體" w:eastAsia="標楷體" w:hAnsi="標楷體" w:cs="標楷體" w:hint="eastAsia"/>
-          <w:sz w:val="28"/>
-          <w:szCs w:val="28"/>
-        </w:rPr>
-        <w:t>憐</w:t>
-      </w:r>
-      <w:proofErr w:type="gramEnd"/>
-      <w:r>
-        <w:rPr>
-          <w:rFonts w:ascii="標楷體" w:eastAsia="標楷體" w:hAnsi="標楷體" w:cs="標楷體" w:hint="eastAsia"/>
-          <w:sz w:val="28"/>
-          <w:szCs w:val="28"/>
-        </w:rPr>
-        <w:t>：珍惜，憐愛。</w:t>
-      </w:r>
-    </w:p>
-    <w:p>
-      <w:pPr>
-        <w:pStyle w:val="a6"/>
-        <w:numPr>
-          <w:ilvl w:val="0"/>
-          <w:numId w:val="16"/>
-        </w:numPr>
-        <w:spacing w:line="400" w:lineRule="exact"/>
-        <w:ind w:leftChars="0"/>
+        <w:spacing w:line="420" w:lineRule="exact"/>
+        <w:ind w:leftChars="0" w:left="284" w:hanging="284"/>
         <w:rPr>
           <w:rFonts w:ascii="標楷體" w:eastAsia="標楷體" w:hAnsi="標楷體" w:cs="標楷體"/>
           <w:sz w:val="28"/>
@@ -655,7 +411,7 @@
       <w:pPr>
         <w:spacing w:line="440" w:lineRule="exact"/>
         <w:rPr>
-          <w:rFonts w:ascii="標楷體" w:eastAsia="標楷體" w:hAnsi="標楷體"/>
+          <w:rFonts w:ascii="標楷體" w:eastAsia="標楷體" w:hAnsi="標楷體" w:hint="eastAsia"/>
           <w:sz w:val="28"/>
           <w:szCs w:val="28"/>
         </w:rPr>
@@ -674,7 +430,7 @@
           <w:sz w:val="28"/>
           <w:szCs w:val="28"/>
         </w:rPr>
-        <w:t>片刻的時光，有限的生命，宛若江水東流，一去不返，深感悲傷。於是，頻繁的聚會，借酒消愁，對酒當歌，及時行樂，</w:t>
+        <w:t>人的一生時光短暫，生命有限，尋常的離別就足以讓人傷感</w:t>
       </w:r>
       <w:r>
         <w:rPr>
@@ -684,107 +440,41 @@
           <w:sz w:val="28"/>
           <w:szCs w:val="28"/>
         </w:rPr>
-        <w:t>聊</w:t>
-      </w:r>
-      <w:proofErr w:type="gramStart"/>
-      <w:r>
-        <w:rPr>
-          <w:rFonts w:ascii="標楷體" w:eastAsia="標楷體" w:hAnsi="標楷體" w:hint="eastAsia"/>
-          <w:b/>
-          <w:bCs/>
-          <w:sz w:val="28"/>
-          <w:szCs w:val="28"/>
-        </w:rPr>
-        <w:t>慰</w:t>
-      </w:r>
-      <w:proofErr w:type="gramEnd"/>
-      <w:r>
-        <w:rPr>
-          <w:rFonts w:ascii="標楷體" w:eastAsia="標楷體" w:hAnsi="標楷體" w:hint="eastAsia"/>
-          <w:sz w:val="28"/>
-          <w:szCs w:val="28"/>
-        </w:rPr>
-        <w:t>此有限之身。</w:t>
+        <w:t>銷魂</w:t>
+      </w:r>
+      <w:r>
+        <w:rPr>
+          <w:rFonts w:ascii="標楷體" w:eastAsia="標楷體" w:hAnsi="標楷體" w:hint="eastAsia"/>
+          <w:sz w:val="28"/>
+          <w:szCs w:val="28"/>
+        </w:rPr>
+        <w:t>。因此，面對酒席歌宴，切莫推辭頻繁參加。</w:t>
       </w:r>
     </w:p>
     <w:p>
       <w:pPr>
         <w:spacing w:line="440" w:lineRule="exact"/>
         <w:rPr>
-          <w:rFonts w:ascii="標楷體" w:eastAsia="標楷體" w:hAnsi="標楷體"/>
-          <w:sz w:val="28"/>
-          <w:szCs w:val="28"/>
-        </w:rPr>
-      </w:pPr>
-      <w:r>
-        <w:rPr>
-          <w:rFonts w:ascii="標楷體" w:eastAsia="標楷體" w:hAnsi="標楷體" w:hint="eastAsia"/>
-          <w:sz w:val="28"/>
-          <w:szCs w:val="28"/>
-        </w:rPr>
-        <w:t xml:space="preserve">　　</w:t>
-      </w:r>
-      <w:r>
-        <w:rPr>
-          <w:rFonts w:ascii="標楷體" w:eastAsia="標楷體" w:hAnsi="標楷體" w:hint="eastAsia"/>
-          <w:sz w:val="28"/>
-          <w:szCs w:val="28"/>
-        </w:rPr>
-        <w:t>若是登臨之際，放眼遼闊河山，突然懷</w:t>
-      </w:r>
-      <w:proofErr w:type="gramStart"/>
-      <w:r>
-        <w:rPr>
-          <w:rFonts w:ascii="標楷體" w:eastAsia="標楷體" w:hAnsi="標楷體" w:hint="eastAsia"/>
-          <w:sz w:val="28"/>
-          <w:szCs w:val="28"/>
-        </w:rPr>
-        <w:t>思遠別的</w:t>
-      </w:r>
-      <w:proofErr w:type="gramEnd"/>
-      <w:r>
-        <w:rPr>
-          <w:rFonts w:ascii="標楷體" w:eastAsia="標楷體" w:hAnsi="標楷體" w:hint="eastAsia"/>
-          <w:sz w:val="28"/>
-          <w:szCs w:val="28"/>
-        </w:rPr>
-        <w:t>親友；就算是獨處家中，看到風雨吹</w:t>
-      </w:r>
-      <w:proofErr w:type="gramStart"/>
-      <w:r>
-        <w:rPr>
-          <w:rFonts w:ascii="標楷體" w:eastAsia="標楷體" w:hAnsi="標楷體" w:hint="eastAsia"/>
-          <w:sz w:val="28"/>
-          <w:szCs w:val="28"/>
-        </w:rPr>
-        <w:t>落了繁花</w:t>
-      </w:r>
-      <w:proofErr w:type="gramEnd"/>
-      <w:r>
-        <w:rPr>
-          <w:rFonts w:ascii="標楷體" w:eastAsia="標楷體" w:hAnsi="標楷體" w:hint="eastAsia"/>
-          <w:sz w:val="28"/>
-          <w:szCs w:val="28"/>
-        </w:rPr>
-        <w:t>，更令人感傷</w:t>
-      </w:r>
-      <w:proofErr w:type="gramStart"/>
-      <w:r>
-        <w:rPr>
-          <w:rFonts w:ascii="標楷體" w:eastAsia="標楷體" w:hAnsi="標楷體" w:hint="eastAsia"/>
-          <w:sz w:val="28"/>
-          <w:szCs w:val="28"/>
-        </w:rPr>
-        <w:t>春光易逝</w:t>
-      </w:r>
-      <w:proofErr w:type="gramEnd"/>
-      <w:r>
-        <w:rPr>
-          <w:rFonts w:ascii="標楷體" w:eastAsia="標楷體" w:hAnsi="標楷體" w:hint="eastAsia"/>
-          <w:sz w:val="28"/>
-          <w:szCs w:val="28"/>
-        </w:rPr>
-        <w:t>。不如在酒宴上，好好愛憐眼前的人。</w:t>
+          <w:rFonts w:ascii="標楷體" w:eastAsia="標楷體" w:hAnsi="標楷體" w:hint="eastAsia"/>
+          <w:sz w:val="28"/>
+          <w:szCs w:val="28"/>
+        </w:rPr>
+      </w:pPr>
+      <w:r>
+        <w:rPr>
+          <w:rFonts w:ascii="標楷體" w:eastAsia="標楷體" w:hAnsi="標楷體" w:hint="eastAsia"/>
+          <w:sz w:val="28"/>
+          <w:szCs w:val="28"/>
+        </w:rPr>
+        <w:t xml:space="preserve">    </w:t>
+      </w:r>
+      <w:r>
+        <w:rPr>
+          <w:rFonts w:ascii="標楷體" w:eastAsia="標楷體" w:hAnsi="標楷體" w:hint="eastAsia"/>
+          <w:sz w:val="28"/>
+          <w:szCs w:val="28"/>
+        </w:rPr>
+        <w:t>放眼望去，滿目的山河空自引人懷念遠方，風雨中飄落的花朵更添傷春之情。與其徒然傷感，不如好好珍惜並愛護眼前相伴的人。</w:t>
       </w:r>
     </w:p>
     <w:p>
@@ -810,8 +500,9 @@
     <w:p>
       <w:pPr>
         <w:spacing w:line="440" w:lineRule="exact"/>
-        <w:rPr>
-          <w:rFonts w:ascii="標楷體" w:eastAsia="標楷體" w:hAnsi="標楷體"/>
+        <w:jc w:val="both"/>
+        <w:rPr>
+          <w:rFonts w:ascii="標楷體" w:eastAsia="標楷體" w:hAnsi="標楷體" w:hint="eastAsia"/>
           <w:spacing w:val="-2"/>
           <w:sz w:val="28"/>
           <w:szCs w:val="28"/>
@@ -826,7 +517,6 @@
         </w:rPr>
         <w:t xml:space="preserve">    </w:t>
       </w:r>
-      <w:proofErr w:type="gramStart"/>
       <w:r>
         <w:rPr>
           <w:rFonts w:ascii="標楷體" w:eastAsia="標楷體" w:hAnsi="標楷體" w:hint="eastAsia"/>
@@ -834,17 +524,17 @@
           <w:sz w:val="28"/>
           <w:szCs w:val="28"/>
         </w:rPr>
-        <w:t>該詞具體</w:t>
-      </w:r>
-      <w:proofErr w:type="gramEnd"/>
+        <w:t>這首詞創作於</w:t>
+      </w:r>
       <w:r>
         <w:rPr>
           <w:rFonts w:ascii="標楷體" w:eastAsia="標楷體" w:hAnsi="標楷體" w:hint="eastAsia"/>
           <w:spacing w:val="-2"/>
           <w:sz w:val="28"/>
           <w:szCs w:val="28"/>
-        </w:rPr>
-        <w:t>創作年份未知。</w:t>
+          <w:u w:val="single"/>
+        </w:rPr>
+        <w:t>北宋</w:t>
       </w:r>
       <w:r>
         <w:rPr>
@@ -852,6 +542,15 @@
           <w:spacing w:val="-2"/>
           <w:sz w:val="28"/>
           <w:szCs w:val="28"/>
+        </w:rPr>
+        <w:t>時期。當時</w:t>
+      </w:r>
+      <w:r>
+        <w:rPr>
+          <w:rFonts w:ascii="標楷體" w:eastAsia="標楷體" w:hAnsi="標楷體" w:hint="eastAsia"/>
+          <w:spacing w:val="-2"/>
+          <w:sz w:val="28"/>
+          <w:szCs w:val="28"/>
           <w:u w:val="single"/>
         </w:rPr>
         <w:t>晏殊</w:t>
@@ -863,17 +562,20 @@
           <w:sz w:val="28"/>
           <w:szCs w:val="28"/>
         </w:rPr>
-        <w:t>性格剛</w:t>
-      </w:r>
-      <w:r>
+        <w:t>官高位顯，仕途順遂，生活優渥。然而，身處太平盛世與富貴榮華之中的他，並未沉溺於物質享受，反而對生命本質與時光流逝有著深刻的理性省思。</w:t>
+      </w:r>
+    </w:p>
+    <w:p>
+      <w:pPr>
+        <w:spacing w:line="440" w:lineRule="exact"/>
+        <w:jc w:val="both"/>
         <w:rPr>
           <w:rFonts w:ascii="標楷體" w:eastAsia="標楷體" w:hAnsi="標楷體" w:hint="eastAsia"/>
           <w:spacing w:val="-2"/>
           <w:sz w:val="28"/>
           <w:szCs w:val="28"/>
         </w:rPr>
-        <w:t>峻</w:t>
-      </w:r>
+      </w:pPr>
       <w:r>
         <w:rPr>
           <w:rFonts w:ascii="標楷體" w:eastAsia="標楷體" w:hAnsi="標楷體" w:hint="eastAsia"/>
@@ -881,19 +583,18 @@
           <w:sz w:val="28"/>
           <w:szCs w:val="28"/>
         </w:rPr>
-        <w:t>，雖然幾乎天天過著性情中的詩酒生活，但始終對人生懷有審慎的理性態度。所以</w:t>
-      </w:r>
-      <w:proofErr w:type="gramStart"/>
+        <w:t xml:space="preserve">    </w:t>
+      </w:r>
       <w:r>
         <w:rPr>
           <w:rFonts w:ascii="標楷體" w:eastAsia="標楷體" w:hAnsi="標楷體" w:hint="eastAsia"/>
           <w:spacing w:val="-2"/>
           <w:sz w:val="28"/>
           <w:szCs w:val="28"/>
-        </w:rPr>
-        <w:t>歌樂相佐</w:t>
-      </w:r>
-      <w:proofErr w:type="gramEnd"/>
+          <w:u w:val="single"/>
+        </w:rPr>
+        <w:t>北宋</w:t>
+      </w:r>
       <w:r>
         <w:rPr>
           <w:rFonts w:ascii="標楷體" w:eastAsia="標楷體" w:hAnsi="標楷體" w:hint="eastAsia"/>
@@ -901,7 +602,26 @@
           <w:sz w:val="28"/>
           <w:szCs w:val="28"/>
         </w:rPr>
-        <w:t>的宴飲生活，不僅沒有</w:t>
+        <w:t>文人流行聚會宴飲、歌舞相伴，但熱鬧喧囂背後，宴席散去的孤寂與友人的聚散無常，觸動了</w:t>
+      </w:r>
+      <w:r>
+        <w:rPr>
+          <w:rFonts w:ascii="標楷體" w:eastAsia="標楷體" w:hAnsi="標楷體" w:hint="eastAsia"/>
+          <w:spacing w:val="-2"/>
+          <w:sz w:val="28"/>
+          <w:szCs w:val="28"/>
+          <w:u w:val="single"/>
+        </w:rPr>
+        <w:t>晏殊</w:t>
+      </w:r>
+      <w:r>
+        <w:rPr>
+          <w:rFonts w:ascii="標楷體" w:eastAsia="標楷體" w:hAnsi="標楷體" w:hint="eastAsia"/>
+          <w:spacing w:val="-2"/>
+          <w:sz w:val="28"/>
+          <w:szCs w:val="28"/>
+        </w:rPr>
+        <w:t>對生命有限的感傷。面對人生短暫與</w:t>
       </w:r>
       <w:r>
         <w:rPr>
@@ -912,7 +632,7 @@
           <w:sz w:val="28"/>
           <w:szCs w:val="28"/>
         </w:rPr>
-        <w:t>消磨</w:t>
+        <w:t>時空浩渺</w:t>
       </w:r>
       <w:r>
         <w:rPr>
@@ -921,17 +641,7 @@
           <w:sz w:val="28"/>
           <w:szCs w:val="28"/>
         </w:rPr>
-        <w:t>掉他的精神和意志，反而使他由繁華</w:t>
-      </w:r>
-      <w:proofErr w:type="gramStart"/>
-      <w:r>
-        <w:rPr>
-          <w:rFonts w:ascii="標楷體" w:eastAsia="標楷體" w:hAnsi="標楷體" w:hint="eastAsia"/>
-          <w:spacing w:val="-2"/>
-          <w:sz w:val="28"/>
-          <w:szCs w:val="28"/>
-        </w:rPr>
-        <w:t>想到</w:t>
+        <w:t>，他深感遠方不可及、逝去不可留，因而將傷春感懷轉化為理性的哲思，寫下這首詞。全詞語氣</w:t>
       </w:r>
       <w:r>
         <w:rPr>
@@ -942,9 +652,8 @@
           <w:sz w:val="28"/>
           <w:szCs w:val="28"/>
         </w:rPr>
-        <w:t>消歇</w:t>
-      </w:r>
-      <w:proofErr w:type="gramEnd"/>
+        <w:t>溫潤</w:t>
+      </w:r>
       <w:r>
         <w:rPr>
           <w:rFonts w:ascii="標楷體" w:eastAsia="標楷體" w:hAnsi="標楷體" w:hint="eastAsia"/>
@@ -952,26 +661,7 @@
           <w:sz w:val="28"/>
           <w:szCs w:val="28"/>
         </w:rPr>
-        <w:t>。人生的有限與無限、離散與聚合等重大問題始終縈繞在他的腦際，這首《浣溪沙》即是</w:t>
-      </w:r>
-      <w:r>
-        <w:rPr>
-          <w:rFonts w:ascii="標楷體" w:eastAsia="標楷體" w:hAnsi="標楷體" w:hint="eastAsia"/>
-          <w:spacing w:val="-2"/>
-          <w:sz w:val="28"/>
-          <w:szCs w:val="28"/>
-          <w:u w:val="single"/>
-        </w:rPr>
-        <w:t>晏殊</w:t>
-      </w:r>
-      <w:r>
-        <w:rPr>
-          <w:rFonts w:ascii="標楷體" w:eastAsia="標楷體" w:hAnsi="標楷體" w:hint="eastAsia"/>
-          <w:spacing w:val="-2"/>
-          <w:sz w:val="28"/>
-          <w:szCs w:val="28"/>
-        </w:rPr>
-        <w:t>在一次宴席之後所寫下的。</w:t>
+        <w:t>，傳達出「與其徒然感傷不可把握的過去或遠方，不如把握當下、珍惜眼前人」的生活態度。</w:t>
       </w:r>
     </w:p>
     <w:p>
@@ -1004,9 +694,10 @@
     </w:p>
     <w:p>
       <w:pPr>
-        <w:spacing w:line="480" w:lineRule="exact"/>
-        <w:rPr>
-          <w:rFonts w:ascii="標楷體" w:eastAsia="標楷體" w:hAnsi="標楷體"/>
+        <w:spacing w:line="440" w:lineRule="exact"/>
+        <w:jc w:val="both"/>
+        <w:rPr>
+          <w:rFonts w:ascii="標楷體" w:eastAsia="標楷體" w:hAnsi="標楷體" w:hint="eastAsia"/>
           <w:sz w:val="28"/>
           <w:szCs w:val="28"/>
         </w:rPr>
@@ -1024,14 +715,6 @@
           <w:rFonts w:ascii="標楷體" w:eastAsia="標楷體" w:hAnsi="標楷體" w:hint="eastAsia"/>
           <w:sz w:val="28"/>
           <w:szCs w:val="28"/>
-        </w:rPr>
-        <w:t>這是</w:t>
-      </w:r>
-      <w:r>
-        <w:rPr>
-          <w:rFonts w:ascii="標楷體" w:eastAsia="標楷體" w:hAnsi="標楷體" w:hint="eastAsia"/>
-          <w:sz w:val="28"/>
-          <w:szCs w:val="28"/>
           <w:u w:val="single"/>
         </w:rPr>
         <w:t>晏殊</w:t>
@@ -1042,61 +725,24 @@
           <w:sz w:val="28"/>
           <w:szCs w:val="28"/>
         </w:rPr>
-        <w:t>的</w:t>
-      </w:r>
-      <w:proofErr w:type="gramStart"/>
-      <w:r>
-        <w:rPr>
-          <w:rFonts w:ascii="標楷體" w:eastAsia="標楷體" w:hAnsi="標楷體" w:hint="eastAsia"/>
-          <w:sz w:val="28"/>
-          <w:szCs w:val="28"/>
-        </w:rPr>
-        <w:t>代表詞作之</w:t>
-      </w:r>
-      <w:proofErr w:type="gramEnd"/>
-      <w:r>
-        <w:rPr>
-          <w:rFonts w:ascii="標楷體" w:eastAsia="標楷體" w:hAnsi="標楷體" w:hint="eastAsia"/>
-          <w:sz w:val="28"/>
-          <w:szCs w:val="28"/>
-        </w:rPr>
-        <w:t>一，表達了詞人感嘆人生有限，不要</w:t>
-      </w:r>
-      <w:proofErr w:type="gramStart"/>
-      <w:r>
-        <w:rPr>
-          <w:rFonts w:ascii="標楷體" w:eastAsia="標楷體" w:hAnsi="標楷體" w:hint="eastAsia"/>
-          <w:sz w:val="28"/>
-          <w:szCs w:val="28"/>
-        </w:rPr>
-        <w:t>沉</w:t>
-      </w:r>
-      <w:proofErr w:type="gramEnd"/>
-      <w:r>
-        <w:rPr>
-          <w:rFonts w:ascii="標楷體" w:eastAsia="標楷體" w:hAnsi="標楷體" w:hint="eastAsia"/>
-          <w:sz w:val="28"/>
-          <w:szCs w:val="28"/>
-        </w:rPr>
-        <w:t>陷於離情別</w:t>
-      </w:r>
-      <w:proofErr w:type="gramStart"/>
-      <w:r>
-        <w:rPr>
-          <w:rFonts w:ascii="標楷體" w:eastAsia="標楷體" w:hAnsi="標楷體" w:hint="eastAsia"/>
-          <w:sz w:val="28"/>
-          <w:szCs w:val="28"/>
-        </w:rPr>
-        <w:t>緒</w:t>
-      </w:r>
-      <w:proofErr w:type="gramEnd"/>
-      <w:r>
-        <w:rPr>
-          <w:rFonts w:ascii="標楷體" w:eastAsia="標楷體" w:hAnsi="標楷體" w:hint="eastAsia"/>
-          <w:sz w:val="28"/>
-          <w:szCs w:val="28"/>
-        </w:rPr>
-        <w:t>，應及時行樂的</w:t>
+        <w:t>這首《浣溪沙》是</w:t>
+      </w:r>
+      <w:r>
+        <w:rPr>
+          <w:rFonts w:ascii="標楷體" w:eastAsia="標楷體" w:hAnsi="標楷體" w:hint="eastAsia"/>
+          <w:sz w:val="28"/>
+          <w:szCs w:val="28"/>
+          <w:u w:val="single"/>
+        </w:rPr>
+        <w:t>北宋</w:t>
+      </w:r>
+      <w:r>
+        <w:rPr>
+          <w:rFonts w:ascii="標楷體" w:eastAsia="標楷體" w:hAnsi="標楷體" w:hint="eastAsia"/>
+          <w:sz w:val="28"/>
+          <w:szCs w:val="28"/>
+        </w:rPr>
+        <w:t>「富貴詞」中蘊含深沉哲理的代表之作。全詞看似寫宴飲傷春，實則透過溫潤</w:t>
       </w:r>
       <w:r>
         <w:rPr>
@@ -1106,15 +752,42 @@
           <w:sz w:val="28"/>
           <w:szCs w:val="28"/>
         </w:rPr>
-        <w:t>豁達</w:t>
-      </w:r>
-      <w:r>
-        <w:rPr>
-          <w:rFonts w:ascii="標楷體" w:eastAsia="標楷體" w:hAnsi="標楷體" w:hint="eastAsia"/>
-          <w:sz w:val="28"/>
-          <w:szCs w:val="28"/>
-        </w:rPr>
-        <w:t>思想，</w:t>
+        <w:t>圓融</w:t>
+      </w:r>
+      <w:r>
+        <w:rPr>
+          <w:rFonts w:ascii="標楷體" w:eastAsia="標楷體" w:hAnsi="標楷體" w:hint="eastAsia"/>
+          <w:sz w:val="28"/>
+          <w:szCs w:val="28"/>
+        </w:rPr>
+        <w:t>的筆觸，探討了生命有限與時空浩渺的永恆課題，展現出由「感傷」走向「達觀」的心境轉折。</w:t>
+      </w:r>
+    </w:p>
+    <w:p>
+      <w:pPr>
+        <w:spacing w:line="440" w:lineRule="exact"/>
+        <w:jc w:val="both"/>
+        <w:rPr>
+          <w:rFonts w:ascii="標楷體" w:eastAsia="標楷體" w:hAnsi="標楷體" w:hint="eastAsia"/>
+          <w:sz w:val="28"/>
+          <w:szCs w:val="28"/>
+        </w:rPr>
+      </w:pPr>
+      <w:r>
+        <w:rPr>
+          <w:rFonts w:ascii="標楷體" w:eastAsia="標楷體" w:hAnsi="標楷體" w:hint="eastAsia"/>
+          <w:sz w:val="28"/>
+          <w:szCs w:val="28"/>
+        </w:rPr>
+        <w:t xml:space="preserve">    </w:t>
+      </w:r>
+      <w:r>
+        <w:rPr>
+          <w:rFonts w:ascii="標楷體" w:eastAsia="標楷體" w:hAnsi="標楷體" w:hint="eastAsia"/>
+          <w:sz w:val="28"/>
+          <w:szCs w:val="28"/>
+        </w:rPr>
+        <w:t>上片由對生命的理性認知起筆。「一向年光有限身」直點核心，將個體生命的短暫與時光的無情並置，奠定了全詞</w:t>
       </w:r>
       <w:r>
         <w:rPr>
@@ -1124,15 +797,137 @@
           <w:sz w:val="28"/>
           <w:szCs w:val="28"/>
         </w:rPr>
-        <w:t>蘊涵</w:t>
-      </w:r>
-      <w:r>
-        <w:rPr>
-          <w:rFonts w:ascii="標楷體" w:eastAsia="標楷體" w:hAnsi="標楷體" w:hint="eastAsia"/>
-          <w:sz w:val="28"/>
-          <w:szCs w:val="28"/>
-        </w:rPr>
-        <w:t>豐富的</w:t>
+        <w:t>微茫壓抑</w:t>
+      </w:r>
+      <w:r>
+        <w:rPr>
+          <w:rFonts w:ascii="標楷體" w:eastAsia="標楷體" w:hAnsi="標楷體" w:hint="eastAsia"/>
+          <w:sz w:val="28"/>
+          <w:szCs w:val="28"/>
+        </w:rPr>
+        <w:t>的基調。正因生命有限，尋常的「離別」便顯得格外令人銷魂與難堪。然而</w:t>
+      </w:r>
+      <w:r>
+        <w:rPr>
+          <w:rFonts w:ascii="標楷體" w:eastAsia="標楷體" w:hAnsi="標楷體" w:hint="eastAsia"/>
+          <w:sz w:val="28"/>
+          <w:szCs w:val="28"/>
+          <w:u w:val="single"/>
+        </w:rPr>
+        <w:t>晏殊</w:t>
+      </w:r>
+      <w:r>
+        <w:rPr>
+          <w:rFonts w:ascii="標楷體" w:eastAsia="標楷體" w:hAnsi="標楷體" w:hint="eastAsia"/>
+          <w:sz w:val="28"/>
+          <w:szCs w:val="28"/>
+        </w:rPr>
+        <w:t>並未陷入消極頹廢，而是語鋒一轉，提出「酒筵</w:t>
+      </w:r>
+      <w:r>
+        <w:rPr>
+          <w:rFonts w:ascii="標楷體" w:eastAsia="標楷體" w:hAnsi="標楷體" w:hint="eastAsia"/>
+          <w:sz w:val="28"/>
+          <w:szCs w:val="28"/>
+        </w:rPr>
+        <w:t>（</w:t>
+      </w:r>
+      <w:r>
+        <w:rPr>
+          <w:rFonts w:ascii="標楷體" w:eastAsia="標楷體" w:hAnsi="標楷體" w:hint="eastAsia"/>
+          <w:color w:val="EE0000"/>
+          <w:sz w:val="16"/>
+          <w:szCs w:val="16"/>
+        </w:rPr>
+        <w:t>ㄧㄢˊ</w:t>
+      </w:r>
+      <w:r>
+        <w:rPr>
+          <w:rFonts w:ascii="標楷體" w:eastAsia="標楷體" w:hAnsi="標楷體" w:hint="eastAsia"/>
+          <w:sz w:val="28"/>
+          <w:szCs w:val="28"/>
+        </w:rPr>
+        <w:t>）</w:t>
+      </w:r>
+      <w:r>
+        <w:rPr>
+          <w:rFonts w:ascii="標楷體" w:eastAsia="標楷體" w:hAnsi="標楷體" w:hint="eastAsia"/>
+          <w:sz w:val="28"/>
+          <w:szCs w:val="28"/>
+        </w:rPr>
+        <w:t>歌席莫辭頻」。既然離別難免、時光易逝，不如在歡聚的時刻盡情享受，以當下的歡愉對抗人生的虛無。</w:t>
+      </w:r>
+    </w:p>
+    <w:p>
+      <w:pPr>
+        <w:spacing w:line="440" w:lineRule="exact"/>
+        <w:jc w:val="both"/>
+        <w:rPr>
+          <w:rFonts w:ascii="標楷體" w:eastAsia="標楷體" w:hAnsi="標楷體" w:hint="eastAsia"/>
+          <w:sz w:val="28"/>
+          <w:szCs w:val="28"/>
+        </w:rPr>
+      </w:pPr>
+      <w:r>
+        <w:rPr>
+          <w:rFonts w:ascii="標楷體" w:eastAsia="標楷體" w:hAnsi="標楷體" w:hint="eastAsia"/>
+          <w:sz w:val="28"/>
+          <w:szCs w:val="28"/>
+        </w:rPr>
+        <w:lastRenderedPageBreak/>
+        <w:t xml:space="preserve">　　</w:t>
+      </w:r>
+      <w:r>
+        <w:rPr>
+          <w:rFonts w:ascii="標楷體" w:eastAsia="標楷體" w:hAnsi="標楷體" w:hint="eastAsia"/>
+          <w:sz w:val="28"/>
+          <w:szCs w:val="28"/>
+        </w:rPr>
+        <w:t>下片則將視野由室內的酒筵擴展至室外浩渺的天地。「滿目山河空念遠」將空間拉開，寄託對遠方親友或往事的空自懷念；「落花風雨更傷春」則將時間聚焦於春暮景象，風雨飄搖中的落花，正是生命消逝與青春不再的具象象徵，情感至此達到最深沈的悲傷。</w:t>
+      </w:r>
+    </w:p>
+    <w:p>
+      <w:pPr>
+        <w:spacing w:line="440" w:lineRule="exact"/>
+        <w:jc w:val="both"/>
+        <w:rPr>
+          <w:rFonts w:ascii="標楷體" w:eastAsia="標楷體" w:hAnsi="標楷體" w:hint="eastAsia"/>
+          <w:sz w:val="28"/>
+          <w:szCs w:val="28"/>
+        </w:rPr>
+      </w:pPr>
+      <w:r>
+        <w:rPr>
+          <w:rFonts w:ascii="標楷體" w:eastAsia="標楷體" w:hAnsi="標楷體" w:hint="eastAsia"/>
+          <w:sz w:val="28"/>
+          <w:szCs w:val="28"/>
+        </w:rPr>
+        <w:t xml:space="preserve">　　</w:t>
+      </w:r>
+      <w:r>
+        <w:rPr>
+          <w:rFonts w:ascii="標楷體" w:eastAsia="標楷體" w:hAnsi="標楷體" w:hint="eastAsia"/>
+          <w:sz w:val="28"/>
+          <w:szCs w:val="28"/>
+        </w:rPr>
+        <w:t>然而，全詞最具穿透力的是結句「不如憐取眼前人」。</w:t>
+      </w:r>
+      <w:r>
+        <w:rPr>
+          <w:rFonts w:ascii="標楷體" w:eastAsia="標楷體" w:hAnsi="標楷體" w:hint="eastAsia"/>
+          <w:sz w:val="28"/>
+          <w:szCs w:val="28"/>
+          <w:u w:val="single"/>
+        </w:rPr>
+        <w:t>晏殊</w:t>
+      </w:r>
+      <w:r>
+        <w:rPr>
+          <w:rFonts w:ascii="標楷體" w:eastAsia="標楷體" w:hAnsi="標楷體" w:hint="eastAsia"/>
+          <w:sz w:val="28"/>
+          <w:szCs w:val="28"/>
+        </w:rPr>
+        <w:t>在此完成了關鍵的</w:t>
       </w:r>
       <w:r>
         <w:rPr>
@@ -1142,20 +937,39 @@
           <w:sz w:val="28"/>
           <w:szCs w:val="28"/>
         </w:rPr>
-        <w:t>哲理</w:t>
-      </w:r>
-      <w:r>
-        <w:rPr>
-          <w:rFonts w:ascii="標楷體" w:eastAsia="標楷體" w:hAnsi="標楷體" w:hint="eastAsia"/>
-          <w:sz w:val="28"/>
-          <w:szCs w:val="28"/>
-        </w:rPr>
-        <w:t>。</w:t>
+        <w:t>精神超拔</w:t>
+      </w:r>
+      <w:r>
+        <w:rPr>
+          <w:rFonts w:ascii="標楷體" w:eastAsia="標楷體" w:hAnsi="標楷體" w:hint="eastAsia"/>
+          <w:sz w:val="28"/>
+          <w:szCs w:val="28"/>
+        </w:rPr>
+        <w:t>：既然遠方的山河徒增懷念，飄落的風雨無法挽留，那麼最明智且踏實的人生態度，就是收回</w:t>
+      </w:r>
+      <w:r>
+        <w:rPr>
+          <w:rFonts w:ascii="標楷體" w:eastAsia="標楷體" w:hAnsi="標楷體" w:hint="eastAsia"/>
+          <w:b/>
+          <w:bCs/>
+          <w:sz w:val="28"/>
+          <w:szCs w:val="28"/>
+        </w:rPr>
+        <w:t>虛無</w:t>
+      </w:r>
+      <w:r>
+        <w:rPr>
+          <w:rFonts w:ascii="標楷體" w:eastAsia="標楷體" w:hAnsi="標楷體" w:hint="eastAsia"/>
+          <w:sz w:val="28"/>
+          <w:szCs w:val="28"/>
+        </w:rPr>
+        <w:t>的感傷，好好珍惜並愛護眼前的親友與當下的生活。</w:t>
       </w:r>
     </w:p>
     <w:p>
       <w:pPr>
-        <w:spacing w:line="480" w:lineRule="exact"/>
+        <w:spacing w:line="440" w:lineRule="exact"/>
+        <w:jc w:val="both"/>
         <w:rPr>
           <w:rFonts w:ascii="標楷體" w:eastAsia="標楷體" w:hAnsi="標楷體"/>
           <w:sz w:val="28"/>
@@ -1176,39 +990,24 @@
           <w:sz w:val="28"/>
           <w:szCs w:val="28"/>
         </w:rPr>
-        <w:t>上片起首的</w:t>
-      </w:r>
-      <w:r>
-        <w:rPr>
-          <w:rFonts w:ascii="標楷體" w:eastAsia="標楷體" w:hAnsi="標楷體" w:hint="eastAsia"/>
-          <w:sz w:val="28"/>
-          <w:szCs w:val="28"/>
-        </w:rPr>
-        <w:t>「</w:t>
-      </w:r>
-      <w:r>
-        <w:rPr>
-          <w:rFonts w:ascii="標楷體" w:eastAsia="標楷體" w:hAnsi="標楷體" w:hint="eastAsia"/>
-          <w:sz w:val="28"/>
-          <w:szCs w:val="28"/>
-        </w:rPr>
-        <w:t>一向年光有限身，等閒離別易銷魂</w:t>
-      </w:r>
-      <w:r>
-        <w:rPr>
-          <w:rFonts w:ascii="標楷體" w:eastAsia="標楷體" w:hAnsi="標楷體" w:hint="eastAsia"/>
-          <w:sz w:val="28"/>
-          <w:szCs w:val="28"/>
-        </w:rPr>
-        <w:t>」</w:t>
-      </w:r>
-      <w:r>
-        <w:rPr>
-          <w:rFonts w:ascii="標楷體" w:eastAsia="標楷體" w:hAnsi="標楷體" w:hint="eastAsia"/>
-          <w:sz w:val="28"/>
-          <w:szCs w:val="28"/>
-        </w:rPr>
-        <w:t>兩句，不做任何</w:t>
+        <w:t>本詞藝術特色在於「悲而不怨，感而不傷」。</w:t>
+      </w:r>
+      <w:r>
+        <w:rPr>
+          <w:rFonts w:ascii="標楷體" w:eastAsia="標楷體" w:hAnsi="標楷體" w:hint="eastAsia"/>
+          <w:sz w:val="28"/>
+          <w:szCs w:val="28"/>
+          <w:u w:val="single"/>
+        </w:rPr>
+        <w:t>晏殊</w:t>
+      </w:r>
+      <w:r>
+        <w:rPr>
+          <w:rFonts w:ascii="標楷體" w:eastAsia="標楷體" w:hAnsi="標楷體" w:hint="eastAsia"/>
+          <w:sz w:val="28"/>
+          <w:szCs w:val="28"/>
+        </w:rPr>
+        <w:t>身為宰相，其詞風不作沉痛語，而是以</w:t>
       </w:r>
       <w:r>
         <w:rPr>
@@ -1218,167 +1017,15 @@
           <w:sz w:val="28"/>
           <w:szCs w:val="28"/>
         </w:rPr>
-        <w:t>鋪墊</w:t>
-      </w:r>
-      <w:r>
-        <w:rPr>
-          <w:rFonts w:ascii="標楷體" w:eastAsia="標楷體" w:hAnsi="標楷體" w:hint="eastAsia"/>
-          <w:sz w:val="28"/>
-          <w:szCs w:val="28"/>
-        </w:rPr>
-        <w:t>，直言年華有限，稍縱即逝，以精煉的語言表達富有深度的哲理，讓人不覺為之</w:t>
-      </w:r>
-      <w:proofErr w:type="gramStart"/>
-      <w:r>
-        <w:rPr>
-          <w:rFonts w:ascii="標楷體" w:eastAsia="標楷體" w:hAnsi="標楷體" w:hint="eastAsia"/>
-          <w:sz w:val="28"/>
-          <w:szCs w:val="28"/>
-        </w:rPr>
-        <w:t>一</w:t>
-      </w:r>
-      <w:proofErr w:type="gramEnd"/>
-      <w:r>
-        <w:rPr>
-          <w:rFonts w:ascii="標楷體" w:eastAsia="標楷體" w:hAnsi="標楷體" w:hint="eastAsia"/>
-          <w:sz w:val="28"/>
-          <w:szCs w:val="28"/>
-        </w:rPr>
-        <w:t>振。</w:t>
-      </w:r>
-    </w:p>
-    <w:p>
-      <w:pPr>
-        <w:spacing w:line="480" w:lineRule="exact"/>
-        <w:rPr>
-          <w:rFonts w:ascii="標楷體" w:eastAsia="標楷體" w:hAnsi="標楷體"/>
-          <w:sz w:val="28"/>
-          <w:szCs w:val="28"/>
-        </w:rPr>
-      </w:pPr>
-      <w:r>
-        <w:rPr>
-          <w:rFonts w:ascii="標楷體" w:eastAsia="標楷體" w:hAnsi="標楷體" w:hint="eastAsia"/>
-          <w:sz w:val="28"/>
-          <w:szCs w:val="28"/>
-        </w:rPr>
-        <w:t xml:space="preserve">　　「</w:t>
-      </w:r>
-      <w:r>
-        <w:rPr>
-          <w:rFonts w:ascii="標楷體" w:eastAsia="標楷體" w:hAnsi="標楷體" w:hint="eastAsia"/>
-          <w:sz w:val="28"/>
-          <w:szCs w:val="28"/>
-        </w:rPr>
-        <w:t>等閒離別易銷魂</w:t>
-      </w:r>
-      <w:r>
-        <w:rPr>
-          <w:rFonts w:ascii="標楷體" w:eastAsia="標楷體" w:hAnsi="標楷體" w:hint="eastAsia"/>
-          <w:sz w:val="28"/>
-          <w:szCs w:val="28"/>
-        </w:rPr>
-        <w:t>」</w:t>
-      </w:r>
-      <w:r>
-        <w:rPr>
-          <w:rFonts w:ascii="標楷體" w:eastAsia="標楷體" w:hAnsi="標楷體" w:hint="eastAsia"/>
-          <w:sz w:val="28"/>
-          <w:szCs w:val="28"/>
-        </w:rPr>
-        <w:t>一句，詞人將離別</w:t>
-      </w:r>
-      <w:proofErr w:type="gramStart"/>
-      <w:r>
-        <w:rPr>
-          <w:rFonts w:ascii="標楷體" w:eastAsia="標楷體" w:hAnsi="標楷體" w:hint="eastAsia"/>
-          <w:sz w:val="28"/>
-          <w:szCs w:val="28"/>
-        </w:rPr>
-        <w:t>看做</w:t>
-      </w:r>
-      <w:proofErr w:type="gramEnd"/>
-      <w:r>
-        <w:rPr>
-          <w:rFonts w:ascii="標楷體" w:eastAsia="標楷體" w:hAnsi="標楷體" w:hint="eastAsia"/>
-          <w:sz w:val="28"/>
-          <w:szCs w:val="28"/>
-        </w:rPr>
-        <w:t>是平常事，可見人的一生離別之多，因而</w:t>
-      </w:r>
-      <w:r>
-        <w:rPr>
-          <w:rFonts w:ascii="標楷體" w:eastAsia="標楷體" w:hAnsi="標楷體" w:hint="eastAsia"/>
-          <w:sz w:val="28"/>
-          <w:szCs w:val="28"/>
-        </w:rPr>
-        <w:t>「</w:t>
-      </w:r>
-      <w:r>
-        <w:rPr>
-          <w:rFonts w:ascii="標楷體" w:eastAsia="標楷體" w:hAnsi="標楷體" w:hint="eastAsia"/>
-          <w:sz w:val="28"/>
-          <w:szCs w:val="28"/>
-        </w:rPr>
-        <w:t>易銷魂</w:t>
-      </w:r>
-      <w:r>
-        <w:rPr>
-          <w:rFonts w:ascii="標楷體" w:eastAsia="標楷體" w:hAnsi="標楷體" w:hint="eastAsia"/>
-          <w:sz w:val="28"/>
-          <w:szCs w:val="28"/>
-        </w:rPr>
-        <w:t>」</w:t>
-      </w:r>
-      <w:r>
-        <w:rPr>
-          <w:rFonts w:ascii="標楷體" w:eastAsia="標楷體" w:hAnsi="標楷體" w:hint="eastAsia"/>
-          <w:sz w:val="28"/>
-          <w:szCs w:val="28"/>
-        </w:rPr>
-        <w:t>，但詞人轉而又寫</w:t>
-      </w:r>
-      <w:r>
-        <w:rPr>
-          <w:rFonts w:ascii="標楷體" w:eastAsia="標楷體" w:hAnsi="標楷體" w:hint="eastAsia"/>
-          <w:sz w:val="28"/>
-          <w:szCs w:val="28"/>
-        </w:rPr>
-        <w:t>「</w:t>
-      </w:r>
-      <w:r>
-        <w:rPr>
-          <w:rFonts w:ascii="標楷體" w:eastAsia="標楷體" w:hAnsi="標楷體" w:hint="eastAsia"/>
-          <w:sz w:val="28"/>
-          <w:szCs w:val="28"/>
-        </w:rPr>
-        <w:t>酒筵</w:t>
-      </w:r>
-      <w:proofErr w:type="gramStart"/>
-      <w:r>
-        <w:rPr>
-          <w:rFonts w:ascii="標楷體" w:eastAsia="標楷體" w:hAnsi="標楷體" w:hint="eastAsia"/>
-          <w:sz w:val="28"/>
-          <w:szCs w:val="28"/>
-        </w:rPr>
-        <w:t>歌席莫辭頻</w:t>
-      </w:r>
-      <w:r>
-        <w:rPr>
-          <w:rFonts w:ascii="標楷體" w:eastAsia="標楷體" w:hAnsi="標楷體" w:hint="eastAsia"/>
-          <w:sz w:val="28"/>
-          <w:szCs w:val="28"/>
-        </w:rPr>
-        <w:t>」</w:t>
-      </w:r>
-      <w:proofErr w:type="gramEnd"/>
-      <w:r>
-        <w:rPr>
-          <w:rFonts w:ascii="標楷體" w:eastAsia="標楷體" w:hAnsi="標楷體" w:hint="eastAsia"/>
-          <w:sz w:val="28"/>
-          <w:szCs w:val="28"/>
-        </w:rPr>
-        <w:t>，意在說明人生短暫，莫為離別傷神，流連於痛苦是沒有益處的，不如對酒當歌，及時行樂，聊以</w:t>
+        <w:t>優雅清麗</w:t>
+      </w:r>
+      <w:r>
+        <w:rPr>
+          <w:rFonts w:ascii="標楷體" w:eastAsia="標楷體" w:hAnsi="標楷體" w:hint="eastAsia"/>
+          <w:sz w:val="28"/>
+          <w:szCs w:val="28"/>
+        </w:rPr>
+        <w:t>的語言，將沉重的生命課題轉化為</w:t>
       </w:r>
       <w:r>
         <w:rPr>
@@ -1388,190 +1035,15 @@
           <w:sz w:val="28"/>
           <w:szCs w:val="28"/>
         </w:rPr>
-        <w:t>慰藉</w:t>
-      </w:r>
-      <w:r>
-        <w:rPr>
-          <w:rFonts w:ascii="標楷體" w:eastAsia="標楷體" w:hAnsi="標楷體" w:hint="eastAsia"/>
-          <w:sz w:val="28"/>
-          <w:szCs w:val="28"/>
-        </w:rPr>
-        <w:t>有限的生命。</w:t>
-      </w:r>
-    </w:p>
-    <w:p>
-      <w:pPr>
-        <w:spacing w:line="480" w:lineRule="exact"/>
-        <w:rPr>
-          <w:rFonts w:ascii="標楷體" w:eastAsia="標楷體" w:hAnsi="標楷體"/>
-          <w:sz w:val="28"/>
-          <w:szCs w:val="28"/>
-        </w:rPr>
-      </w:pPr>
-      <w:r>
-        <w:rPr>
-          <w:rFonts w:ascii="標楷體" w:eastAsia="標楷體" w:hAnsi="標楷體" w:hint="eastAsia"/>
-          <w:sz w:val="28"/>
-          <w:szCs w:val="28"/>
-        </w:rPr>
-        <w:lastRenderedPageBreak/>
-        <w:t xml:space="preserve">　　</w:t>
-      </w:r>
-      <w:r>
-        <w:rPr>
-          <w:rFonts w:ascii="標楷體" w:eastAsia="標楷體" w:hAnsi="標楷體" w:hint="eastAsia"/>
-          <w:sz w:val="28"/>
-          <w:szCs w:val="28"/>
-        </w:rPr>
-        <w:t>下片抒情。起首的</w:t>
-      </w:r>
-      <w:r>
-        <w:rPr>
-          <w:rFonts w:ascii="標楷體" w:eastAsia="標楷體" w:hAnsi="標楷體" w:hint="eastAsia"/>
-          <w:sz w:val="28"/>
-          <w:szCs w:val="28"/>
-        </w:rPr>
-        <w:t>「</w:t>
-      </w:r>
-      <w:r>
-        <w:rPr>
-          <w:rFonts w:ascii="標楷體" w:eastAsia="標楷體" w:hAnsi="標楷體" w:hint="eastAsia"/>
-          <w:sz w:val="28"/>
-          <w:szCs w:val="28"/>
-        </w:rPr>
-        <w:t>滿目山河</w:t>
-      </w:r>
-      <w:proofErr w:type="gramStart"/>
-      <w:r>
-        <w:rPr>
-          <w:rFonts w:ascii="標楷體" w:eastAsia="標楷體" w:hAnsi="標楷體" w:hint="eastAsia"/>
-          <w:sz w:val="28"/>
-          <w:szCs w:val="28"/>
-        </w:rPr>
-        <w:t>空念遠</w:t>
-      </w:r>
-      <w:proofErr w:type="gramEnd"/>
-      <w:r>
-        <w:rPr>
-          <w:rFonts w:ascii="標楷體" w:eastAsia="標楷體" w:hAnsi="標楷體" w:hint="eastAsia"/>
-          <w:sz w:val="28"/>
-          <w:szCs w:val="28"/>
-        </w:rPr>
-        <w:t>，落花</w:t>
-      </w:r>
-      <w:proofErr w:type="gramStart"/>
-      <w:r>
-        <w:rPr>
-          <w:rFonts w:ascii="標楷體" w:eastAsia="標楷體" w:hAnsi="標楷體" w:hint="eastAsia"/>
-          <w:sz w:val="28"/>
-          <w:szCs w:val="28"/>
-        </w:rPr>
-        <w:t>風雨更傷春</w:t>
-      </w:r>
-      <w:proofErr w:type="gramEnd"/>
-      <w:r>
-        <w:rPr>
-          <w:rFonts w:ascii="標楷體" w:eastAsia="標楷體" w:hAnsi="標楷體" w:hint="eastAsia"/>
-          <w:sz w:val="28"/>
-          <w:szCs w:val="28"/>
-        </w:rPr>
-        <w:t>」</w:t>
-      </w:r>
-      <w:r>
-        <w:rPr>
-          <w:rFonts w:ascii="標楷體" w:eastAsia="標楷體" w:hAnsi="標楷體" w:hint="eastAsia"/>
-          <w:sz w:val="28"/>
-          <w:szCs w:val="28"/>
-        </w:rPr>
-        <w:t>兩句為空想之詞：到了登臨之時，放眼望去，</w:t>
-      </w:r>
-      <w:r>
-        <w:rPr>
-          <w:rFonts w:ascii="標楷體" w:eastAsia="標楷體" w:hAnsi="標楷體" w:hint="eastAsia"/>
-          <w:sz w:val="28"/>
-          <w:szCs w:val="28"/>
-        </w:rPr>
-        <w:t>盡</w:t>
-      </w:r>
-      <w:r>
-        <w:rPr>
-          <w:rFonts w:ascii="標楷體" w:eastAsia="標楷體" w:hAnsi="標楷體" w:hint="eastAsia"/>
-          <w:sz w:val="28"/>
-          <w:szCs w:val="28"/>
-        </w:rPr>
-        <w:t>是大好河山，不禁突然思念起遠方的友人；等到風雨</w:t>
-      </w:r>
-      <w:proofErr w:type="gramStart"/>
-      <w:r>
-        <w:rPr>
-          <w:rFonts w:ascii="標楷體" w:eastAsia="標楷體" w:hAnsi="標楷體" w:hint="eastAsia"/>
-          <w:sz w:val="28"/>
-          <w:szCs w:val="28"/>
-        </w:rPr>
-        <w:t>吹落繁花</w:t>
-      </w:r>
-      <w:proofErr w:type="gramEnd"/>
-      <w:r>
-        <w:rPr>
-          <w:rFonts w:ascii="標楷體" w:eastAsia="標楷體" w:hAnsi="標楷體" w:hint="eastAsia"/>
-          <w:sz w:val="28"/>
-          <w:szCs w:val="28"/>
-        </w:rPr>
-        <w:t>之際，才發現</w:t>
-      </w:r>
-      <w:proofErr w:type="gramStart"/>
-      <w:r>
-        <w:rPr>
-          <w:rFonts w:ascii="標楷體" w:eastAsia="標楷體" w:hAnsi="標楷體" w:hint="eastAsia"/>
-          <w:sz w:val="28"/>
-          <w:szCs w:val="28"/>
-        </w:rPr>
-        <w:t>春天易逝</w:t>
-      </w:r>
-      <w:proofErr w:type="gramEnd"/>
-      <w:r>
-        <w:rPr>
-          <w:rFonts w:ascii="標楷體" w:eastAsia="標楷體" w:hAnsi="標楷體" w:hint="eastAsia"/>
-          <w:sz w:val="28"/>
-          <w:szCs w:val="28"/>
-        </w:rPr>
-        <w:t>，不禁</w:t>
-      </w:r>
-      <w:proofErr w:type="gramStart"/>
-      <w:r>
-        <w:rPr>
-          <w:rFonts w:ascii="標楷體" w:eastAsia="標楷體" w:hAnsi="標楷體" w:hint="eastAsia"/>
-          <w:sz w:val="28"/>
-          <w:szCs w:val="28"/>
-        </w:rPr>
-        <w:t>更生傷春愁情</w:t>
-      </w:r>
-      <w:proofErr w:type="gramEnd"/>
-      <w:r>
-        <w:rPr>
-          <w:rFonts w:ascii="標楷體" w:eastAsia="標楷體" w:hAnsi="標楷體" w:hint="eastAsia"/>
-          <w:sz w:val="28"/>
-          <w:szCs w:val="28"/>
-        </w:rPr>
-        <w:t>。這兩句意境</w:t>
-      </w:r>
-      <w:proofErr w:type="gramStart"/>
-      <w:r>
-        <w:rPr>
-          <w:rFonts w:ascii="標楷體" w:eastAsia="標楷體" w:hAnsi="標楷體" w:hint="eastAsia"/>
-          <w:sz w:val="28"/>
-          <w:szCs w:val="28"/>
-        </w:rPr>
-        <w:t>開闊、</w:t>
-      </w:r>
-      <w:proofErr w:type="gramEnd"/>
-      <w:r>
-        <w:rPr>
-          <w:rFonts w:ascii="標楷體" w:eastAsia="標楷體" w:hAnsi="標楷體" w:hint="eastAsia"/>
-          <w:sz w:val="28"/>
-          <w:szCs w:val="28"/>
-        </w:rPr>
-        <w:t>遼遠，表現出詞人對時空不可</w:t>
+        <w:t>圓融通達</w:t>
+      </w:r>
+      <w:r>
+        <w:rPr>
+          <w:rFonts w:ascii="標楷體" w:eastAsia="標楷體" w:hAnsi="標楷體" w:hint="eastAsia"/>
+          <w:sz w:val="28"/>
+          <w:szCs w:val="28"/>
+        </w:rPr>
+        <w:t>的人生智慧。全詞情景交融，層層遞進，最終歸結於務實的理性選擇，給予</w:t>
       </w:r>
       <w:r>
         <w:rPr>
@@ -1581,282 +1053,15 @@
           <w:sz w:val="28"/>
           <w:szCs w:val="28"/>
         </w:rPr>
-        <w:t>逾越</w:t>
-      </w:r>
-      <w:r>
-        <w:rPr>
-          <w:rFonts w:ascii="標楷體" w:eastAsia="標楷體" w:hAnsi="標楷體" w:hint="eastAsia"/>
-          <w:sz w:val="28"/>
-          <w:szCs w:val="28"/>
-        </w:rPr>
-        <w:t>、消逝的事物不可復得的感慨。</w:t>
-      </w:r>
-      <w:proofErr w:type="gramStart"/>
-      <w:r>
-        <w:rPr>
-          <w:rFonts w:ascii="標楷體" w:eastAsia="標楷體" w:hAnsi="標楷體" w:hint="eastAsia"/>
-          <w:sz w:val="28"/>
-          <w:szCs w:val="28"/>
-        </w:rPr>
-        <w:t>結句中</w:t>
-      </w:r>
-      <w:proofErr w:type="gramEnd"/>
-      <w:r>
-        <w:rPr>
-          <w:rFonts w:ascii="標楷體" w:eastAsia="標楷體" w:hAnsi="標楷體" w:hint="eastAsia"/>
-          <w:sz w:val="28"/>
-          <w:szCs w:val="28"/>
-        </w:rPr>
-        <w:t>，詞人以</w:t>
-      </w:r>
-      <w:r>
-        <w:rPr>
-          <w:rFonts w:ascii="標楷體" w:eastAsia="標楷體" w:hAnsi="標楷體" w:hint="eastAsia"/>
-          <w:sz w:val="28"/>
-          <w:szCs w:val="28"/>
-        </w:rPr>
-        <w:t>「</w:t>
-      </w:r>
-      <w:r>
-        <w:rPr>
-          <w:rFonts w:ascii="標楷體" w:eastAsia="標楷體" w:hAnsi="標楷體" w:hint="eastAsia"/>
-          <w:sz w:val="28"/>
-          <w:szCs w:val="28"/>
-        </w:rPr>
-        <w:t>不如</w:t>
-      </w:r>
-      <w:r>
-        <w:rPr>
-          <w:rFonts w:ascii="標楷體" w:eastAsia="標楷體" w:hAnsi="標楷體" w:hint="eastAsia"/>
-          <w:sz w:val="28"/>
-          <w:szCs w:val="28"/>
-        </w:rPr>
-        <w:t>」</w:t>
-      </w:r>
-      <w:r>
-        <w:rPr>
-          <w:rFonts w:ascii="標楷體" w:eastAsia="標楷體" w:hAnsi="標楷體" w:hint="eastAsia"/>
-          <w:sz w:val="28"/>
-          <w:szCs w:val="28"/>
-        </w:rPr>
-        <w:t>一詞轉折，再次表達了自己及時享樂的思想：與其徒勞</w:t>
-      </w:r>
-      <w:r>
-        <w:rPr>
-          <w:rFonts w:ascii="標楷體" w:eastAsia="標楷體" w:hAnsi="標楷體" w:hint="eastAsia"/>
-          <w:sz w:val="28"/>
-          <w:szCs w:val="28"/>
-        </w:rPr>
-        <w:t>的</w:t>
-      </w:r>
-      <w:r>
-        <w:rPr>
-          <w:rFonts w:ascii="標楷體" w:eastAsia="標楷體" w:hAnsi="標楷體" w:hint="eastAsia"/>
-          <w:sz w:val="28"/>
-          <w:szCs w:val="28"/>
-        </w:rPr>
-        <w:t>思念遠方親友，因風雨搖落的花朵而傷懷，不如實際一些，珍惜眼前朋友的情誼。不要讓痛苦的思緒折磨自己，也不要沉溺</w:t>
-      </w:r>
-      <w:proofErr w:type="gramStart"/>
-      <w:r>
-        <w:rPr>
-          <w:rFonts w:ascii="標楷體" w:eastAsia="標楷體" w:hAnsi="標楷體" w:hint="eastAsia"/>
-          <w:sz w:val="28"/>
-          <w:szCs w:val="28"/>
-        </w:rPr>
-        <w:t>於歌酒</w:t>
-      </w:r>
-      <w:proofErr w:type="gramEnd"/>
-      <w:r>
-        <w:rPr>
-          <w:rFonts w:ascii="標楷體" w:eastAsia="標楷體" w:hAnsi="標楷體" w:hint="eastAsia"/>
-          <w:b/>
-          <w:bCs/>
-          <w:sz w:val="28"/>
-          <w:szCs w:val="28"/>
-        </w:rPr>
-        <w:t>昇平</w:t>
-      </w:r>
-      <w:r>
-        <w:rPr>
-          <w:rFonts w:ascii="標楷體" w:eastAsia="標楷體" w:hAnsi="標楷體" w:hint="eastAsia"/>
-          <w:sz w:val="28"/>
-          <w:szCs w:val="28"/>
-        </w:rPr>
-        <w:t>中</w:t>
-      </w:r>
-      <w:r>
-        <w:rPr>
-          <w:rFonts w:ascii="標楷體" w:eastAsia="標楷體" w:hAnsi="標楷體" w:hint="eastAsia"/>
-          <w:b/>
-          <w:bCs/>
-          <w:sz w:val="28"/>
-          <w:szCs w:val="28"/>
-        </w:rPr>
-        <w:t>樂而忘返</w:t>
-      </w:r>
-      <w:r>
-        <w:rPr>
-          <w:rFonts w:ascii="標楷體" w:eastAsia="標楷體" w:hAnsi="標楷體" w:hint="eastAsia"/>
-          <w:sz w:val="28"/>
-          <w:szCs w:val="28"/>
-        </w:rPr>
-        <w:t>，這是詞人對待生活的一向態度。</w:t>
-      </w:r>
-    </w:p>
-    <w:p>
-      <w:pPr>
-        <w:spacing w:line="480" w:lineRule="exact"/>
-        <w:rPr>
-          <w:rFonts w:ascii="標楷體" w:eastAsia="標楷體" w:hAnsi="標楷體"/>
-          <w:sz w:val="28"/>
-          <w:szCs w:val="28"/>
-        </w:rPr>
-      </w:pPr>
-      <w:r>
-        <w:rPr>
-          <w:rFonts w:ascii="標楷體" w:eastAsia="標楷體" w:hAnsi="標楷體" w:hint="eastAsia"/>
-          <w:sz w:val="28"/>
-          <w:szCs w:val="28"/>
-        </w:rPr>
-        <w:t xml:space="preserve">　　</w:t>
-      </w:r>
-      <w:proofErr w:type="gramStart"/>
-      <w:r>
-        <w:rPr>
-          <w:rFonts w:ascii="標楷體" w:eastAsia="標楷體" w:hAnsi="標楷體" w:hint="eastAsia"/>
-          <w:sz w:val="28"/>
-          <w:szCs w:val="28"/>
-        </w:rPr>
-        <w:t>全詞</w:t>
-      </w:r>
-      <w:proofErr w:type="gramEnd"/>
-      <w:r>
-        <w:rPr>
-          <w:rFonts w:ascii="標楷體" w:eastAsia="標楷體" w:hAnsi="標楷體" w:hint="eastAsia"/>
-          <w:sz w:val="28"/>
-          <w:szCs w:val="28"/>
-        </w:rPr>
-        <w:t>一改詞人的</w:t>
-      </w:r>
-      <w:r>
-        <w:rPr>
-          <w:rFonts w:ascii="標楷體" w:eastAsia="標楷體" w:hAnsi="標楷體" w:hint="eastAsia"/>
-          <w:b/>
-          <w:bCs/>
-          <w:sz w:val="28"/>
-          <w:szCs w:val="28"/>
-        </w:rPr>
-        <w:t>閒雅</w:t>
-      </w:r>
-      <w:r>
-        <w:rPr>
-          <w:rFonts w:ascii="標楷體" w:eastAsia="標楷體" w:hAnsi="標楷體" w:hint="eastAsia"/>
-          <w:sz w:val="28"/>
-          <w:szCs w:val="28"/>
-        </w:rPr>
-        <w:t>之風，取景闊大，</w:t>
-      </w:r>
-      <w:r>
-        <w:rPr>
-          <w:rFonts w:ascii="標楷體" w:eastAsia="標楷體" w:hAnsi="標楷體" w:hint="eastAsia"/>
-          <w:b/>
-          <w:bCs/>
-          <w:sz w:val="28"/>
-          <w:szCs w:val="28"/>
-        </w:rPr>
-        <w:t>筆力雄厚</w:t>
-      </w:r>
-      <w:r>
-        <w:rPr>
-          <w:rFonts w:ascii="標楷體" w:eastAsia="標楷體" w:hAnsi="標楷體" w:hint="eastAsia"/>
-          <w:sz w:val="28"/>
-          <w:szCs w:val="28"/>
-        </w:rPr>
-        <w:t>，深</w:t>
-      </w:r>
-      <w:proofErr w:type="gramStart"/>
-      <w:r>
-        <w:rPr>
-          <w:rFonts w:ascii="標楷體" w:eastAsia="標楷體" w:hAnsi="標楷體" w:hint="eastAsia"/>
-          <w:sz w:val="28"/>
-          <w:szCs w:val="28"/>
-        </w:rPr>
-        <w:t>沉</w:t>
-      </w:r>
-      <w:proofErr w:type="gramEnd"/>
-      <w:r>
-        <w:rPr>
-          <w:rFonts w:ascii="標楷體" w:eastAsia="標楷體" w:hAnsi="標楷體" w:hint="eastAsia"/>
-          <w:sz w:val="28"/>
-          <w:szCs w:val="28"/>
-        </w:rPr>
-        <w:t>和</w:t>
-      </w:r>
-      <w:r>
-        <w:rPr>
-          <w:rFonts w:ascii="標楷體" w:eastAsia="標楷體" w:hAnsi="標楷體" w:hint="eastAsia"/>
-          <w:b/>
-          <w:bCs/>
-          <w:sz w:val="28"/>
-          <w:szCs w:val="28"/>
-        </w:rPr>
-        <w:t>溫婉</w:t>
-      </w:r>
-      <w:r>
-        <w:rPr>
-          <w:rFonts w:ascii="標楷體" w:eastAsia="標楷體" w:hAnsi="標楷體" w:hint="eastAsia"/>
-          <w:sz w:val="28"/>
-          <w:szCs w:val="28"/>
-        </w:rPr>
-        <w:t>，別具一格。</w:t>
-      </w:r>
-    </w:p>
-    <w:p>
-      <w:pPr>
-        <w:spacing w:line="480" w:lineRule="exact"/>
-        <w:rPr>
-          <w:rFonts w:ascii="標楷體" w:eastAsia="標楷體" w:hAnsi="標楷體"/>
-          <w:sz w:val="28"/>
-          <w:szCs w:val="28"/>
-        </w:rPr>
-      </w:pPr>
-      <w:r>
-        <w:rPr>
-          <w:rFonts w:ascii="標楷體" w:eastAsia="標楷體" w:hAnsi="標楷體" w:hint="eastAsia"/>
-          <w:sz w:val="28"/>
-          <w:szCs w:val="28"/>
-        </w:rPr>
-        <w:t>(以上資料出處：</w:t>
-      </w:r>
-      <w:hyperlink r:id="rId8" w:history="1">
-        <w:r>
-          <w:rPr>
-            <w:rStyle w:val="a4"/>
-            <w:rFonts w:ascii="標楷體" w:eastAsia="標楷體" w:hAnsi="標楷體"/>
-            <w:sz w:val="28"/>
-            <w:szCs w:val="28"/>
-          </w:rPr>
-          <w:t>https://bit.ly/3H2Ouin</w:t>
-        </w:r>
-      </w:hyperlink>
-      <w:r>
-        <w:rPr>
-          <w:rFonts w:ascii="標楷體" w:eastAsia="標楷體" w:hAnsi="標楷體"/>
-          <w:sz w:val="28"/>
-          <w:szCs w:val="28"/>
-        </w:rPr>
-        <w:t xml:space="preserve"> </w:t>
-      </w:r>
-      <w:hyperlink r:id="rId9" w:history="1"/>
-      <w:hyperlink r:id="rId10" w:history="1"/>
-      <w:r>
-        <w:rPr>
-          <w:rFonts w:ascii="標楷體" w:eastAsia="標楷體" w:hAnsi="標楷體" w:hint="eastAsia"/>
-          <w:sz w:val="28"/>
-          <w:szCs w:val="28"/>
-        </w:rPr>
-        <w:t>)</w:t>
+        <w:t>穿越千年的心靈撫慰與深刻啟示</w:t>
+      </w:r>
+      <w:r>
+        <w:rPr>
+          <w:rFonts w:ascii="標楷體" w:eastAsia="標楷體" w:hAnsi="標楷體" w:hint="eastAsia"/>
+          <w:sz w:val="28"/>
+          <w:szCs w:val="28"/>
+        </w:rPr>
+        <w:t>。</w:t>
       </w:r>
     </w:p>
     <w:p>
@@ -1886,7 +1091,8 @@
           <w:numId w:val="5"/>
         </w:numPr>
         <w:spacing w:line="440" w:lineRule="exact"/>
-        <w:ind w:leftChars="0"/>
+        <w:ind w:leftChars="0" w:left="284" w:hanging="284"/>
+        <w:jc w:val="both"/>
         <w:rPr>
           <w:rFonts w:ascii="標楷體" w:eastAsia="標楷體" w:hAnsi="標楷體"/>
           <w:sz w:val="28"/>
@@ -1895,37 +1101,27 @@
       </w:pPr>
       <w:r>
         <w:rPr>
-          <w:rFonts w:ascii="標楷體" w:eastAsia="標楷體" w:hAnsi="標楷體" w:hint="eastAsia"/>
-          <w:sz w:val="28"/>
-          <w:szCs w:val="28"/>
-        </w:rPr>
-        <w:t>聊</w:t>
-      </w:r>
-      <w:proofErr w:type="gramStart"/>
-      <w:r>
-        <w:rPr>
-          <w:rFonts w:ascii="標楷體" w:eastAsia="標楷體" w:hAnsi="標楷體" w:hint="eastAsia"/>
-          <w:sz w:val="28"/>
-          <w:szCs w:val="28"/>
-        </w:rPr>
-        <w:t>慰</w:t>
-      </w:r>
-      <w:proofErr w:type="gramEnd"/>
-      <w:r>
-        <w:rPr>
-          <w:rFonts w:ascii="標楷體" w:eastAsia="標楷體" w:hAnsi="標楷體" w:hint="eastAsia"/>
-          <w:sz w:val="28"/>
-          <w:szCs w:val="28"/>
-        </w:rPr>
-        <w:t>：即聊以自慰，</w:t>
-      </w:r>
-      <w:r>
-        <w:rPr>
-          <w:rFonts w:ascii="標楷體" w:eastAsia="標楷體" w:hAnsi="標楷體" w:hint="eastAsia"/>
-          <w:sz w:val="28"/>
-          <w:szCs w:val="28"/>
-        </w:rPr>
-        <w:t>姑且用來安慰自己。</w:t>
+          <w:rFonts w:ascii="標楷體" w:eastAsia="標楷體" w:hAnsi="標楷體"/>
+          <w:sz w:val="28"/>
+          <w:szCs w:val="28"/>
+        </w:rPr>
+        <w:t>銷魂</w:t>
+      </w:r>
+      <w:r>
+        <w:rPr>
+          <w:rFonts w:ascii="標楷體" w:eastAsia="標楷體" w:hAnsi="標楷體" w:hint="eastAsia"/>
+          <w:sz w:val="28"/>
+          <w:szCs w:val="28"/>
+        </w:rPr>
+        <w:t>：</w:t>
+      </w:r>
+      <w:r>
+        <w:rPr>
+          <w:rFonts w:ascii="標楷體" w:eastAsia="標楷體" w:hAnsi="標楷體"/>
+          <w:sz w:val="28"/>
+          <w:szCs w:val="28"/>
+        </w:rPr>
+        <w:t>形容極度悲傷、愁苦，或極度興奮、快樂至極，以致精神恍惚的狀態。此處採前者。指離別時帶來的深切痛苦，心神宛如脫離軀體般難受。</w:t>
       </w:r>
     </w:p>
     <w:p>
@@ -1936,7 +1132,8 @@
           <w:numId w:val="5"/>
         </w:numPr>
         <w:spacing w:line="440" w:lineRule="exact"/>
-        <w:ind w:leftChars="0"/>
+        <w:ind w:leftChars="0" w:left="284" w:hanging="284"/>
+        <w:jc w:val="both"/>
         <w:rPr>
           <w:rFonts w:ascii="標楷體" w:eastAsia="標楷體" w:hAnsi="標楷體"/>
           <w:sz w:val="28"/>
@@ -1945,59 +1142,60 @@
       </w:pPr>
       <w:r>
         <w:rPr>
-          <w:rFonts w:ascii="標楷體" w:eastAsia="標楷體" w:hAnsi="標楷體" w:hint="eastAsia"/>
-          <w:sz w:val="28"/>
-          <w:szCs w:val="28"/>
-        </w:rPr>
-        <w:t>消磨</w:t>
-      </w:r>
-    </w:p>
-    <w:p>
-      <w:pPr>
-        <w:pStyle w:val="a6"/>
-        <w:numPr>
-          <w:ilvl w:val="0"/>
-          <w:numId w:val="27"/>
-        </w:numPr>
-        <w:spacing w:line="440" w:lineRule="exact"/>
-        <w:ind w:leftChars="0"/>
-        <w:rPr>
-          <w:rFonts w:ascii="標楷體" w:eastAsia="標楷體" w:hAnsi="標楷體" w:hint="eastAsia"/>
-          <w:sz w:val="28"/>
-          <w:szCs w:val="28"/>
-        </w:rPr>
-      </w:pPr>
-      <w:r>
-        <w:rPr>
-          <w:rFonts w:ascii="標楷體" w:eastAsia="標楷體" w:hAnsi="標楷體" w:hint="eastAsia"/>
-          <w:sz w:val="28"/>
-          <w:szCs w:val="28"/>
-        </w:rPr>
-        <w:t>漸漸耗減。【例】漫長的等待，把他的耐性都給消磨殆盡了。</w:t>
-      </w:r>
-    </w:p>
-    <w:p>
-      <w:pPr>
-        <w:pStyle w:val="a6"/>
-        <w:numPr>
-          <w:ilvl w:val="0"/>
-          <w:numId w:val="27"/>
-        </w:numPr>
-        <w:spacing w:line="440" w:lineRule="exact"/>
-        <w:ind w:leftChars="0"/>
-        <w:rPr>
           <w:rFonts w:ascii="標楷體" w:eastAsia="標楷體" w:hAnsi="標楷體"/>
           <w:sz w:val="28"/>
           <w:szCs w:val="28"/>
         </w:rPr>
-      </w:pPr>
-      <w:r>
-        <w:rPr>
-          <w:rFonts w:ascii="標楷體" w:eastAsia="標楷體" w:hAnsi="標楷體" w:hint="eastAsia"/>
-          <w:sz w:val="28"/>
-          <w:szCs w:val="28"/>
-        </w:rPr>
-        <w:t>排遣。【例】為了消磨時間，她決定去學插花。</w:t>
+        <w:t>時空浩渺</w:t>
+      </w:r>
+      <w:r>
+        <w:rPr>
+          <w:rFonts w:ascii="標楷體" w:eastAsia="標楷體" w:hAnsi="標楷體" w:hint="eastAsia"/>
+          <w:sz w:val="28"/>
+          <w:szCs w:val="28"/>
+        </w:rPr>
+        <w:t>：</w:t>
+      </w:r>
+      <w:r>
+        <w:rPr>
+          <w:rFonts w:ascii="標楷體" w:eastAsia="標楷體" w:hAnsi="標楷體"/>
+          <w:sz w:val="28"/>
+          <w:szCs w:val="28"/>
+        </w:rPr>
+        <w:t>時間與空間廣大無邊、無始無終。將人類微小的生命置於無垠</w:t>
+      </w:r>
+      <w:r>
+        <w:rPr>
+          <w:rFonts w:ascii="標楷體" w:eastAsia="標楷體" w:hAnsi="標楷體" w:hint="eastAsia"/>
+          <w:sz w:val="28"/>
+          <w:szCs w:val="28"/>
+        </w:rPr>
+        <w:t>（</w:t>
+      </w:r>
+      <w:r>
+        <w:rPr>
+          <w:rFonts w:ascii="標楷體" w:eastAsia="標楷體" w:hAnsi="標楷體" w:hint="eastAsia"/>
+          <w:color w:val="EE0000"/>
+          <w:sz w:val="16"/>
+          <w:szCs w:val="16"/>
+        </w:rPr>
+        <w:t>ㄧㄣˊ</w:t>
+      </w:r>
+      <w:r>
+        <w:rPr>
+          <w:rFonts w:ascii="標楷體" w:eastAsia="標楷體" w:hAnsi="標楷體" w:hint="eastAsia"/>
+          <w:sz w:val="28"/>
+          <w:szCs w:val="28"/>
+        </w:rPr>
+        <w:t>）</w:t>
+      </w:r>
+      <w:r>
+        <w:rPr>
+          <w:rFonts w:ascii="標楷體" w:eastAsia="標楷體" w:hAnsi="標楷體"/>
+          <w:sz w:val="28"/>
+          <w:szCs w:val="28"/>
+        </w:rPr>
+        <w:t>的大自然與漫長的歲月中，襯托出個體的渺小與無奈。</w:t>
       </w:r>
     </w:p>
     <w:p>
@@ -2008,23 +1206,22 @@
           <w:numId w:val="5"/>
         </w:numPr>
         <w:spacing w:line="440" w:lineRule="exact"/>
-        <w:ind w:leftChars="0"/>
+        <w:ind w:leftChars="0" w:left="284" w:hanging="284"/>
+        <w:jc w:val="both"/>
         <w:rPr>
           <w:rFonts w:ascii="標楷體" w:eastAsia="標楷體" w:hAnsi="標楷體"/>
           <w:sz w:val="28"/>
           <w:szCs w:val="28"/>
         </w:rPr>
       </w:pPr>
-      <w:proofErr w:type="gramStart"/>
-      <w:r>
-        <w:rPr>
-          <w:rFonts w:ascii="標楷體" w:eastAsia="標楷體" w:hAnsi="標楷體" w:hint="eastAsia"/>
-          <w:sz w:val="28"/>
-          <w:szCs w:val="28"/>
-        </w:rPr>
-        <w:t>消歇</w:t>
-      </w:r>
-      <w:proofErr w:type="gramEnd"/>
+      <w:r>
+        <w:rPr>
+          <w:rFonts w:ascii="標楷體" w:eastAsia="標楷體" w:hAnsi="標楷體"/>
+          <w:sz w:val="28"/>
+          <w:szCs w:val="28"/>
+        </w:rPr>
+        <w:t>溫潤</w:t>
+      </w:r>
       <w:r>
         <w:rPr>
           <w:rFonts w:ascii="標楷體" w:eastAsia="標楷體" w:hAnsi="標楷體" w:hint="eastAsia"/>
@@ -2035,11 +1232,11 @@
       </w:r>
       <w:r>
         <w:rPr>
-          <w:rFonts w:ascii="標楷體" w:eastAsia="標楷體" w:hAnsi="標楷體" w:hint="eastAsia"/>
-          <w:sz w:val="28"/>
-          <w:szCs w:val="28"/>
-        </w:rPr>
-        <w:t>滅絕、停止。</w:t>
+          <w:rFonts w:ascii="標楷體" w:eastAsia="標楷體" w:hAnsi="標楷體"/>
+          <w:sz w:val="28"/>
+          <w:szCs w:val="28"/>
+        </w:rPr>
+        <w:t>溫和潤澤，如玉石般柔和不刺眼、不陡峭。形容晏殊的詞風平和優雅，即使寫感傷之情也不過度激烈，充滿儒家節制之美。</w:t>
       </w:r>
     </w:p>
     <w:p>
@@ -2050,64 +1247,21 @@
           <w:numId w:val="5"/>
         </w:numPr>
         <w:spacing w:line="440" w:lineRule="exact"/>
-        <w:ind w:leftChars="0"/>
-        <w:rPr>
-          <w:rFonts w:ascii="標楷體" w:eastAsia="標楷體" w:hAnsi="標楷體" w:hint="eastAsia"/>
-          <w:sz w:val="28"/>
-          <w:szCs w:val="28"/>
-        </w:rPr>
-      </w:pPr>
-      <w:r>
-        <w:rPr>
-          <w:rFonts w:ascii="標楷體" w:eastAsia="標楷體" w:hAnsi="標楷體" w:hint="eastAsia"/>
-          <w:sz w:val="28"/>
-          <w:szCs w:val="28"/>
-        </w:rPr>
-        <w:t>豁</w:t>
-      </w:r>
-      <w:r>
-        <w:rPr>
-          <w:rFonts w:ascii="標楷體" w:eastAsia="標楷體" w:hAnsi="標楷體" w:hint="eastAsia"/>
-          <w:sz w:val="28"/>
-          <w:szCs w:val="28"/>
-        </w:rPr>
-        <w:t>(</w:t>
-      </w:r>
-      <w:proofErr w:type="gramStart"/>
-      <w:r>
-        <w:rPr>
-          <w:rFonts w:ascii="標楷體" w:eastAsia="標楷體" w:hAnsi="標楷體" w:hint="eastAsia"/>
-          <w:color w:val="FF0000"/>
-          <w:sz w:val="16"/>
-          <w:szCs w:val="16"/>
-        </w:rPr>
-        <w:t>ㄏㄨㄛ</w:t>
-      </w:r>
-      <w:r>
-        <w:rPr>
-          <w:rFonts w:ascii="標楷體" w:eastAsia="標楷體" w:hAnsi="標楷體" w:hint="eastAsia"/>
-          <w:color w:val="FF0000"/>
-          <w:sz w:val="16"/>
-          <w:szCs w:val="16"/>
-        </w:rPr>
-        <w:t>ˋ</w:t>
-      </w:r>
-      <w:proofErr w:type="gramEnd"/>
-      <w:r>
-        <w:rPr>
-          <w:rFonts w:ascii="標楷體" w:eastAsia="標楷體" w:hAnsi="標楷體" w:hint="eastAsia"/>
-          <w:sz w:val="28"/>
-          <w:szCs w:val="28"/>
-        </w:rPr>
-        <w:t>)</w:t>
-      </w:r>
-      <w:r>
-        <w:rPr>
-          <w:rFonts w:ascii="標楷體" w:eastAsia="標楷體" w:hAnsi="標楷體" w:hint="eastAsia"/>
-          <w:sz w:val="28"/>
-          <w:szCs w:val="28"/>
-        </w:rPr>
-        <w:t>達</w:t>
+        <w:ind w:leftChars="0" w:left="284" w:hanging="284"/>
+        <w:jc w:val="both"/>
+        <w:rPr>
+          <w:rFonts w:ascii="標楷體" w:eastAsia="標楷體" w:hAnsi="標楷體"/>
+          <w:sz w:val="28"/>
+          <w:szCs w:val="28"/>
+        </w:rPr>
+      </w:pPr>
+      <w:r>
+        <w:rPr>
+          <w:rFonts w:ascii="標楷體" w:eastAsia="標楷體" w:hAnsi="標楷體"/>
+          <w:sz w:val="28"/>
+          <w:szCs w:val="28"/>
+        </w:rPr>
+        <w:t>圓融</w:t>
       </w:r>
       <w:r>
         <w:rPr>
@@ -2119,49 +1273,11 @@
       </w:r>
       <w:r>
         <w:rPr>
-          <w:rFonts w:ascii="標楷體" w:eastAsia="標楷體" w:hAnsi="標楷體" w:hint="eastAsia"/>
-          <w:sz w:val="28"/>
-          <w:szCs w:val="28"/>
-        </w:rPr>
-        <w:t>心胸</w:t>
-      </w:r>
-      <w:proofErr w:type="gramStart"/>
-      <w:r>
-        <w:rPr>
-          <w:rFonts w:ascii="標楷體" w:eastAsia="標楷體" w:hAnsi="標楷體" w:hint="eastAsia"/>
-          <w:sz w:val="28"/>
-          <w:szCs w:val="28"/>
-        </w:rPr>
-        <w:t>曠</w:t>
-      </w:r>
-      <w:proofErr w:type="gramEnd"/>
-      <w:r>
-        <w:rPr>
-          <w:rFonts w:ascii="標楷體" w:eastAsia="標楷體" w:hAnsi="標楷體" w:hint="eastAsia"/>
-          <w:sz w:val="28"/>
-          <w:szCs w:val="28"/>
-        </w:rPr>
-        <w:t>達，度量寬宏。</w:t>
-      </w:r>
-    </w:p>
-    <w:p>
-      <w:pPr>
-        <w:pStyle w:val="a6"/>
-        <w:spacing w:line="440" w:lineRule="exact"/>
-        <w:ind w:leftChars="0"/>
-        <w:rPr>
           <w:rFonts w:ascii="標楷體" w:eastAsia="標楷體" w:hAnsi="標楷體"/>
           <w:sz w:val="28"/>
           <w:szCs w:val="28"/>
         </w:rPr>
-      </w:pPr>
-      <w:r>
-        <w:rPr>
-          <w:rFonts w:ascii="標楷體" w:eastAsia="標楷體" w:hAnsi="標楷體" w:hint="eastAsia"/>
-          <w:sz w:val="28"/>
-          <w:szCs w:val="28"/>
-        </w:rPr>
-        <w:t>【例】他生性豁達，這點小挫折對他而言根本算不了什麼。</w:t>
+        <w:t>破除執著，通達事理，思考與處理事物圓滿融通、沒有礙滯。指將生命的遺憾與無常看透後，形成一種和諧、不鑽牛角尖的處世智慧。</w:t>
       </w:r>
     </w:p>
     <w:p>
@@ -2172,7 +1288,8 @@
           <w:numId w:val="5"/>
         </w:numPr>
         <w:spacing w:line="440" w:lineRule="exact"/>
-        <w:ind w:leftChars="0"/>
+        <w:ind w:leftChars="0" w:left="284" w:hanging="284"/>
+        <w:jc w:val="both"/>
         <w:rPr>
           <w:rFonts w:ascii="標楷體" w:eastAsia="標楷體" w:hAnsi="標楷體"/>
           <w:sz w:val="28"/>
@@ -2181,19 +1298,27 @@
       </w:pPr>
       <w:r>
         <w:rPr>
-          <w:rFonts w:ascii="標楷體" w:eastAsia="標楷體" w:hAnsi="標楷體" w:hint="eastAsia"/>
-          <w:sz w:val="28"/>
-          <w:szCs w:val="28"/>
-        </w:rPr>
-        <w:t>蘊涵</w:t>
-      </w:r>
-      <w:r>
-        <w:rPr>
-          <w:rFonts w:ascii="標楷體" w:eastAsia="標楷體" w:hAnsi="標楷體" w:hint="eastAsia"/>
-          <w:sz w:val="28"/>
-          <w:szCs w:val="28"/>
-        </w:rPr>
-        <w:t>：包含。</w:t>
+          <w:rFonts w:ascii="標楷體" w:eastAsia="標楷體" w:hAnsi="標楷體"/>
+          <w:sz w:val="28"/>
+          <w:szCs w:val="28"/>
+        </w:rPr>
+        <w:t>微茫壓抑</w:t>
+      </w:r>
+      <w:r>
+        <w:rPr>
+          <w:rFonts w:ascii="標楷體" w:eastAsia="標楷體" w:hAnsi="標楷體" w:hint="eastAsia"/>
+          <w:sz w:val="28"/>
+          <w:szCs w:val="28"/>
+        </w:rPr>
+        <w:t>：</w:t>
+      </w:r>
+      <w:r>
+        <w:rPr>
+          <w:rFonts w:ascii="標楷體" w:eastAsia="標楷體" w:hAnsi="標楷體"/>
+          <w:sz w:val="28"/>
+          <w:szCs w:val="28"/>
+        </w:rPr>
+        <w:t>隱約模糊且感到沉重約束、無法舒展。描述詞作開篇時，面對生命有限的命題，內心油然而生的一種隱隱約約、揮之不去的沉重感。</w:t>
       </w:r>
     </w:p>
     <w:p>
@@ -2204,7 +1329,8 @@
           <w:numId w:val="5"/>
         </w:numPr>
         <w:spacing w:line="440" w:lineRule="exact"/>
-        <w:ind w:leftChars="0"/>
+        <w:ind w:leftChars="0" w:left="284" w:hanging="284"/>
+        <w:jc w:val="both"/>
         <w:rPr>
           <w:rFonts w:ascii="標楷體" w:eastAsia="標楷體" w:hAnsi="標楷體"/>
           <w:sz w:val="28"/>
@@ -2213,19 +1339,27 @@
       </w:pPr>
       <w:r>
         <w:rPr>
-          <w:rFonts w:ascii="標楷體" w:eastAsia="標楷體" w:hAnsi="標楷體" w:hint="eastAsia"/>
-          <w:sz w:val="28"/>
-          <w:szCs w:val="28"/>
-        </w:rPr>
-        <w:t>哲理：</w:t>
-      </w:r>
-      <w:r>
-        <w:rPr>
-          <w:rFonts w:ascii="標楷體" w:eastAsia="標楷體" w:hAnsi="標楷體" w:hint="eastAsia"/>
-          <w:sz w:val="28"/>
-          <w:szCs w:val="28"/>
-        </w:rPr>
-        <w:t>有關宇宙人生的根本道理。【例】他這一番話很富哲理，使我獲益良多。</w:t>
+          <w:rFonts w:ascii="標楷體" w:eastAsia="標楷體" w:hAnsi="標楷體"/>
+          <w:sz w:val="28"/>
+          <w:szCs w:val="28"/>
+        </w:rPr>
+        <w:t>精神超拔</w:t>
+      </w:r>
+      <w:r>
+        <w:rPr>
+          <w:rFonts w:ascii="標楷體" w:eastAsia="標楷體" w:hAnsi="標楷體" w:hint="eastAsia"/>
+          <w:sz w:val="28"/>
+          <w:szCs w:val="28"/>
+        </w:rPr>
+        <w:t>：</w:t>
+      </w:r>
+      <w:r>
+        <w:rPr>
+          <w:rFonts w:ascii="標楷體" w:eastAsia="標楷體" w:hAnsi="標楷體"/>
+          <w:sz w:val="28"/>
+          <w:szCs w:val="28"/>
+        </w:rPr>
+        <w:t>思想或精神境界超越了世俗的困擾與低谷，提升到更高的層次。指作者不被悲傷與懷舊所困，而是透過理性思考轉念，擺脫負面情緒的枷鎖。</w:t>
       </w:r>
     </w:p>
     <w:p>
@@ -2236,7 +1370,8 @@
           <w:numId w:val="5"/>
         </w:numPr>
         <w:spacing w:line="440" w:lineRule="exact"/>
-        <w:ind w:leftChars="0"/>
+        <w:ind w:leftChars="0" w:left="284" w:hanging="284"/>
+        <w:jc w:val="both"/>
         <w:rPr>
           <w:rFonts w:ascii="標楷體" w:eastAsia="標楷體" w:hAnsi="標楷體"/>
           <w:sz w:val="28"/>
@@ -2245,11 +1380,11 @@
       </w:pPr>
       <w:r>
         <w:rPr>
-          <w:rFonts w:ascii="標楷體" w:eastAsia="標楷體" w:hAnsi="標楷體" w:hint="eastAsia"/>
-          <w:sz w:val="28"/>
-          <w:szCs w:val="28"/>
-        </w:rPr>
-        <w:t>鋪墊</w:t>
+          <w:rFonts w:ascii="標楷體" w:eastAsia="標楷體" w:hAnsi="標楷體"/>
+          <w:sz w:val="28"/>
+          <w:szCs w:val="28"/>
+        </w:rPr>
+        <w:t>虛無</w:t>
       </w:r>
       <w:r>
         <w:rPr>
@@ -2261,35 +1396,11 @@
       </w:r>
       <w:r>
         <w:rPr>
-          <w:rFonts w:ascii="標楷體" w:eastAsia="標楷體" w:hAnsi="標楷體" w:hint="eastAsia"/>
-          <w:sz w:val="28"/>
-          <w:szCs w:val="28"/>
-        </w:rPr>
-        <w:t>陳設用的床褥、桌布、椅墊等物</w:t>
-      </w:r>
-      <w:r>
-        <w:rPr>
-          <w:rFonts w:ascii="標楷體" w:eastAsia="標楷體" w:hAnsi="標楷體" w:hint="eastAsia"/>
-          <w:sz w:val="28"/>
-          <w:szCs w:val="28"/>
-        </w:rPr>
-        <w:t>；</w:t>
-      </w:r>
-      <w:r>
-        <w:rPr>
-          <w:rFonts w:ascii="標楷體" w:eastAsia="標楷體" w:hAnsi="標楷體" w:hint="eastAsia"/>
-          <w:sz w:val="28"/>
-          <w:szCs w:val="28"/>
-        </w:rPr>
-        <w:t>行將來臨的事物的襯托</w:t>
-      </w:r>
-      <w:r>
-        <w:rPr>
-          <w:rFonts w:ascii="標楷體" w:eastAsia="標楷體" w:hAnsi="標楷體" w:hint="eastAsia"/>
-          <w:sz w:val="28"/>
-          <w:szCs w:val="28"/>
-        </w:rPr>
-        <w:t>。</w:t>
+          <w:rFonts w:ascii="標楷體" w:eastAsia="標楷體" w:hAnsi="標楷體"/>
+          <w:sz w:val="28"/>
+          <w:szCs w:val="28"/>
+        </w:rPr>
+        <w:t>指一切事物皆非真實存在、沒有意義或終將化為烏有的空虛狀態。指意識到人終將死亡、時光不可逆後，所產生的「一切努力與歡愉最終都會歸零」的茫然感。</w:t>
       </w:r>
     </w:p>
     <w:p>
@@ -2300,56 +1411,21 @@
           <w:numId w:val="5"/>
         </w:numPr>
         <w:spacing w:line="440" w:lineRule="exact"/>
-        <w:ind w:leftChars="0"/>
-        <w:rPr>
-          <w:rFonts w:ascii="標楷體" w:eastAsia="標楷體" w:hAnsi="標楷體" w:hint="eastAsia"/>
-          <w:sz w:val="28"/>
-          <w:szCs w:val="28"/>
-        </w:rPr>
-      </w:pPr>
-      <w:r>
-        <w:rPr>
-          <w:rFonts w:ascii="標楷體" w:eastAsia="標楷體" w:hAnsi="標楷體" w:hint="eastAsia"/>
-          <w:sz w:val="28"/>
-          <w:szCs w:val="28"/>
-        </w:rPr>
-        <w:t>慰藉</w:t>
-      </w:r>
-      <w:r>
-        <w:rPr>
-          <w:rFonts w:ascii="標楷體" w:eastAsia="標楷體" w:hAnsi="標楷體" w:hint="eastAsia"/>
-          <w:sz w:val="28"/>
-          <w:szCs w:val="28"/>
-        </w:rPr>
-        <w:t>（</w:t>
-      </w:r>
-      <w:proofErr w:type="gramStart"/>
-      <w:r>
-        <w:rPr>
-          <w:rFonts w:ascii="標楷體" w:eastAsia="標楷體" w:hAnsi="標楷體" w:hint="eastAsia"/>
-          <w:color w:val="FF0000"/>
-          <w:sz w:val="16"/>
-          <w:szCs w:val="16"/>
-        </w:rPr>
-        <w:t>ㄐㄧㄝ</w:t>
-      </w:r>
-      <w:r>
-        <w:rPr>
-          <w:rFonts w:ascii="標楷體" w:eastAsia="標楷體" w:hAnsi="標楷體" w:hint="eastAsia"/>
-          <w:color w:val="FF0000"/>
-          <w:sz w:val="16"/>
-          <w:szCs w:val="16"/>
-        </w:rPr>
-        <w:t>ˋ</w:t>
-      </w:r>
-      <w:proofErr w:type="gramEnd"/>
-      <w:r>
-        <w:rPr>
-          <w:rFonts w:ascii="標楷體" w:eastAsia="標楷體" w:hAnsi="標楷體" w:hint="eastAsia"/>
-          <w:sz w:val="28"/>
-          <w:szCs w:val="28"/>
-        </w:rPr>
-        <w:t>）</w:t>
+        <w:ind w:leftChars="0" w:left="284" w:hanging="284"/>
+        <w:jc w:val="both"/>
+        <w:rPr>
+          <w:rFonts w:ascii="標楷體" w:eastAsia="標楷體" w:hAnsi="標楷體"/>
+          <w:sz w:val="28"/>
+          <w:szCs w:val="28"/>
+        </w:rPr>
+      </w:pPr>
+      <w:r>
+        <w:rPr>
+          <w:rFonts w:ascii="標楷體" w:eastAsia="標楷體" w:hAnsi="標楷體"/>
+          <w:sz w:val="28"/>
+          <w:szCs w:val="28"/>
+        </w:rPr>
+        <w:t>優雅清麗</w:t>
       </w:r>
       <w:r>
         <w:rPr>
@@ -2361,31 +1437,28 @@
       </w:r>
       <w:r>
         <w:rPr>
-          <w:rFonts w:ascii="標楷體" w:eastAsia="標楷體" w:hAnsi="標楷體" w:hint="eastAsia"/>
-          <w:sz w:val="28"/>
-          <w:szCs w:val="28"/>
-        </w:rPr>
-        <w:t>安撫、安慰。</w:t>
-      </w:r>
-    </w:p>
-    <w:p>
-      <w:pPr>
-        <w:pStyle w:val="a6"/>
-        <w:spacing w:line="440" w:lineRule="exact"/>
-        <w:ind w:leftChars="0"/>
-        <w:rPr>
           <w:rFonts w:ascii="標楷體" w:eastAsia="標楷體" w:hAnsi="標楷體"/>
           <w:sz w:val="28"/>
           <w:szCs w:val="28"/>
         </w:rPr>
-      </w:pPr>
-      <w:r>
-        <w:rPr>
-          <w:rFonts w:ascii="標楷體" w:eastAsia="標楷體" w:hAnsi="標楷體" w:hint="eastAsia"/>
-          <w:sz w:val="28"/>
-          <w:szCs w:val="28"/>
-        </w:rPr>
-        <w:t>【例】藝人到前線勞軍，一則拉近軍民的情感，一則慰藉官兵的心靈。</w:t>
+        <w:t>優美高雅，清新美麗。讚賞</w:t>
+      </w:r>
+      <w:r>
+        <w:rPr>
+          <w:rFonts w:ascii="標楷體" w:eastAsia="標楷體" w:hAnsi="標楷體"/>
+          <w:sz w:val="28"/>
+          <w:szCs w:val="28"/>
+          <w:u w:val="single"/>
+        </w:rPr>
+        <w:t>晏殊</w:t>
+      </w:r>
+      <w:r>
+        <w:rPr>
+          <w:rFonts w:ascii="標楷體" w:eastAsia="標楷體" w:hAnsi="標楷體"/>
+          <w:sz w:val="28"/>
+          <w:szCs w:val="28"/>
+        </w:rPr>
+        <w:t>用字精煉洗練、語氣從容，展現出士大夫階層獨特的審美品味。</w:t>
       </w:r>
     </w:p>
     <w:p>
@@ -2396,64 +1469,21 @@
           <w:numId w:val="5"/>
         </w:numPr>
         <w:spacing w:line="440" w:lineRule="exact"/>
-        <w:ind w:leftChars="0"/>
-        <w:rPr>
-          <w:rFonts w:ascii="標楷體" w:eastAsia="標楷體" w:hAnsi="標楷體" w:hint="eastAsia"/>
-          <w:sz w:val="28"/>
-          <w:szCs w:val="28"/>
-        </w:rPr>
-      </w:pPr>
-      <w:r>
-        <w:rPr>
-          <w:rFonts w:ascii="標楷體" w:eastAsia="標楷體" w:hAnsi="標楷體" w:hint="eastAsia"/>
-          <w:sz w:val="28"/>
-          <w:szCs w:val="28"/>
-        </w:rPr>
-        <w:t>逾</w:t>
-      </w:r>
-      <w:r>
-        <w:rPr>
-          <w:rFonts w:ascii="標楷體" w:eastAsia="標楷體" w:hAnsi="標楷體" w:hint="eastAsia"/>
-          <w:sz w:val="28"/>
-          <w:szCs w:val="28"/>
-        </w:rPr>
-        <w:t>（</w:t>
-      </w:r>
-      <w:proofErr w:type="gramStart"/>
-      <w:r>
-        <w:rPr>
-          <w:rFonts w:ascii="標楷體" w:eastAsia="標楷體" w:hAnsi="標楷體" w:hint="eastAsia"/>
-          <w:color w:val="FF0000"/>
-          <w:sz w:val="16"/>
-          <w:szCs w:val="16"/>
-        </w:rPr>
-        <w:t>ㄩ</w:t>
-      </w:r>
-      <w:r>
-        <w:rPr>
-          <w:rFonts w:ascii="標楷體" w:eastAsia="標楷體" w:hAnsi="標楷體" w:hint="eastAsia"/>
-          <w:color w:val="FF0000"/>
-          <w:sz w:val="16"/>
-          <w:szCs w:val="16"/>
-        </w:rPr>
-        <w:t>ˊ</w:t>
-      </w:r>
-      <w:proofErr w:type="gramEnd"/>
-      <w:r>
-        <w:rPr>
-          <w:rFonts w:ascii="標楷體" w:eastAsia="標楷體" w:hAnsi="標楷體" w:hint="eastAsia"/>
-          <w:sz w:val="28"/>
-          <w:szCs w:val="28"/>
-        </w:rPr>
-        <w:t>）</w:t>
-      </w:r>
-      <w:r>
-        <w:rPr>
-          <w:rFonts w:ascii="標楷體" w:eastAsia="標楷體" w:hAnsi="標楷體" w:hint="eastAsia"/>
-          <w:sz w:val="28"/>
-          <w:szCs w:val="28"/>
-        </w:rPr>
-        <w:t>越</w:t>
+        <w:ind w:leftChars="0" w:left="284" w:hanging="284"/>
+        <w:jc w:val="both"/>
+        <w:rPr>
+          <w:rFonts w:ascii="標楷體" w:eastAsia="標楷體" w:hAnsi="標楷體"/>
+          <w:sz w:val="28"/>
+          <w:szCs w:val="28"/>
+        </w:rPr>
+      </w:pPr>
+      <w:r>
+        <w:rPr>
+          <w:rFonts w:ascii="標楷體" w:eastAsia="標楷體" w:hAnsi="標楷體"/>
+          <w:sz w:val="28"/>
+          <w:szCs w:val="28"/>
+        </w:rPr>
+        <w:t>圓融通達</w:t>
       </w:r>
       <w:r>
         <w:rPr>
@@ -2465,31 +1495,11 @@
       </w:r>
       <w:r>
         <w:rPr>
-          <w:rFonts w:ascii="標楷體" w:eastAsia="標楷體" w:hAnsi="標楷體" w:hint="eastAsia"/>
-          <w:sz w:val="28"/>
-          <w:szCs w:val="28"/>
-        </w:rPr>
-        <w:t>超過、越過。</w:t>
-      </w:r>
-    </w:p>
-    <w:p>
-      <w:pPr>
-        <w:pStyle w:val="a6"/>
-        <w:spacing w:line="440" w:lineRule="exact"/>
-        <w:ind w:leftChars="0"/>
-        <w:rPr>
           <w:rFonts w:ascii="標楷體" w:eastAsia="標楷體" w:hAnsi="標楷體"/>
           <w:sz w:val="28"/>
           <w:szCs w:val="28"/>
         </w:rPr>
-      </w:pPr>
-      <w:r>
-        <w:rPr>
-          <w:rFonts w:ascii="標楷體" w:eastAsia="標楷體" w:hAnsi="標楷體" w:hint="eastAsia"/>
-          <w:sz w:val="28"/>
-          <w:szCs w:val="28"/>
-        </w:rPr>
-        <w:t>【例】他屢次遲到早退，逾越公司的規定，而遭上司責備。</w:t>
+        <w:t>思想圓滿通暢，透徹理解世間萬物的規律與道理。形容一種成熟的人性態度——既能理解生命的殘缺，又能坦然接受並積極生活。</w:t>
       </w:r>
     </w:p>
     <w:p>
@@ -2500,7 +1510,8 @@
           <w:numId w:val="5"/>
         </w:numPr>
         <w:spacing w:line="440" w:lineRule="exact"/>
-        <w:ind w:leftChars="0"/>
+        <w:ind w:leftChars="0" w:left="284" w:hanging="426"/>
+        <w:jc w:val="both"/>
         <w:rPr>
           <w:rFonts w:ascii="標楷體" w:eastAsia="標楷體" w:hAnsi="標楷體"/>
           <w:sz w:val="28"/>
@@ -2509,43 +1520,11 @@
       </w:pPr>
       <w:r>
         <w:rPr>
-          <w:rFonts w:ascii="標楷體" w:eastAsia="標楷體" w:hAnsi="標楷體" w:hint="eastAsia"/>
-          <w:sz w:val="28"/>
-          <w:szCs w:val="28"/>
-        </w:rPr>
-        <w:t>昇平：</w:t>
-      </w:r>
-      <w:r>
-        <w:rPr>
-          <w:rFonts w:ascii="標楷體" w:eastAsia="標楷體" w:hAnsi="標楷體" w:hint="eastAsia"/>
-          <w:sz w:val="28"/>
-          <w:szCs w:val="28"/>
-        </w:rPr>
-        <w:t>太平、治平。</w:t>
-      </w:r>
-    </w:p>
-    <w:p>
-      <w:pPr>
-        <w:pStyle w:val="a6"/>
-        <w:numPr>
-          <w:ilvl w:val="0"/>
-          <w:numId w:val="5"/>
-        </w:numPr>
-        <w:spacing w:line="440" w:lineRule="exact"/>
-        <w:ind w:leftChars="0"/>
-        <w:rPr>
-          <w:rFonts w:ascii="標楷體" w:eastAsia="標楷體" w:hAnsi="標楷體" w:hint="eastAsia"/>
-          <w:sz w:val="28"/>
-          <w:szCs w:val="28"/>
-        </w:rPr>
-      </w:pPr>
-      <w:r>
-        <w:rPr>
-          <w:rFonts w:ascii="標楷體" w:eastAsia="標楷體" w:hAnsi="標楷體" w:hint="eastAsia"/>
-          <w:sz w:val="28"/>
-          <w:szCs w:val="28"/>
-        </w:rPr>
-        <w:t>樂而忘返</w:t>
+          <w:rFonts w:ascii="標楷體" w:eastAsia="標楷體" w:hAnsi="標楷體"/>
+          <w:sz w:val="28"/>
+          <w:szCs w:val="28"/>
+        </w:rPr>
+        <w:t>穿越千年的心靈撫慰與深刻啟示</w:t>
       </w:r>
       <w:r>
         <w:rPr>
@@ -2557,327 +1536,15 @@
       </w:r>
       <w:r>
         <w:rPr>
-          <w:rFonts w:ascii="標楷體" w:eastAsia="標楷體" w:hAnsi="標楷體" w:hint="eastAsia"/>
-          <w:sz w:val="28"/>
-          <w:szCs w:val="28"/>
-        </w:rPr>
-        <w:t>歡樂無比而忘了返回。</w:t>
-      </w:r>
-    </w:p>
-    <w:p>
-      <w:pPr>
-        <w:pStyle w:val="a6"/>
-        <w:spacing w:line="440" w:lineRule="exact"/>
-        <w:ind w:leftChars="0"/>
-        <w:rPr>
           <w:rFonts w:ascii="標楷體" w:eastAsia="標楷體" w:hAnsi="標楷體"/>
           <w:sz w:val="28"/>
           <w:szCs w:val="28"/>
         </w:rPr>
-      </w:pPr>
-      <w:r>
-        <w:rPr>
-          <w:rFonts w:ascii="標楷體" w:eastAsia="標楷體" w:hAnsi="標楷體" w:hint="eastAsia"/>
-          <w:sz w:val="28"/>
-          <w:szCs w:val="28"/>
-        </w:rPr>
-        <w:t>【例】想不到此處這麼好玩，令大伙兒樂而忘返。</w:t>
-      </w:r>
-    </w:p>
-    <w:p>
-      <w:pPr>
-        <w:pStyle w:val="a6"/>
-        <w:numPr>
-          <w:ilvl w:val="0"/>
-          <w:numId w:val="5"/>
-        </w:numPr>
-        <w:spacing w:line="440" w:lineRule="exact"/>
-        <w:ind w:leftChars="0"/>
-        <w:rPr>
-          <w:rFonts w:ascii="標楷體" w:eastAsia="標楷體" w:hAnsi="標楷體"/>
-          <w:sz w:val="28"/>
-          <w:szCs w:val="28"/>
-        </w:rPr>
-      </w:pPr>
-      <w:r>
-        <w:rPr>
-          <w:rFonts w:ascii="標楷體" w:eastAsia="標楷體" w:hAnsi="標楷體" w:hint="eastAsia"/>
-          <w:sz w:val="28"/>
-          <w:szCs w:val="28"/>
-        </w:rPr>
-        <w:t>閒雅：</w:t>
-      </w:r>
-      <w:r>
-        <w:rPr>
-          <w:rFonts w:ascii="標楷體" w:eastAsia="標楷體" w:hAnsi="標楷體" w:hint="eastAsia"/>
-          <w:sz w:val="28"/>
-          <w:szCs w:val="28"/>
-        </w:rPr>
-        <w:t>通常指的是一種優美、高雅、文雅、端莊的生活方式</w:t>
-      </w:r>
-      <w:r>
-        <w:rPr>
-          <w:rFonts w:ascii="標楷體" w:eastAsia="標楷體" w:hAnsi="標楷體" w:hint="eastAsia"/>
-          <w:sz w:val="28"/>
-          <w:szCs w:val="28"/>
-        </w:rPr>
-        <w:t>。</w:t>
-      </w:r>
-    </w:p>
-    <w:p>
-      <w:pPr>
-        <w:pStyle w:val="a6"/>
-        <w:numPr>
-          <w:ilvl w:val="0"/>
-          <w:numId w:val="5"/>
-        </w:numPr>
-        <w:spacing w:line="440" w:lineRule="exact"/>
-        <w:ind w:leftChars="0"/>
-        <w:rPr>
-          <w:rFonts w:ascii="標楷體" w:eastAsia="標楷體" w:hAnsi="標楷體"/>
-          <w:sz w:val="28"/>
-          <w:szCs w:val="28"/>
-        </w:rPr>
-      </w:pPr>
-      <w:r>
-        <w:rPr>
-          <w:rFonts w:ascii="標楷體" w:eastAsia="標楷體" w:hAnsi="標楷體" w:hint="eastAsia"/>
-          <w:sz w:val="28"/>
-          <w:szCs w:val="28"/>
-        </w:rPr>
-        <w:t>筆力雄厚：</w:t>
-      </w:r>
-      <w:r>
-        <w:rPr>
-          <w:rFonts w:ascii="標楷體" w:eastAsia="標楷體" w:hAnsi="標楷體" w:hint="eastAsia"/>
-          <w:sz w:val="28"/>
-          <w:szCs w:val="28"/>
-        </w:rPr>
-        <w:t>筆勢強勁有力</w:t>
-      </w:r>
-      <w:r>
-        <w:rPr>
-          <w:rFonts w:ascii="標楷體" w:eastAsia="標楷體" w:hAnsi="標楷體" w:hint="eastAsia"/>
-          <w:sz w:val="28"/>
-          <w:szCs w:val="28"/>
-        </w:rPr>
-        <w:t>，</w:t>
-      </w:r>
-      <w:r>
-        <w:rPr>
-          <w:rFonts w:ascii="標楷體" w:eastAsia="標楷體" w:hAnsi="標楷體" w:hint="eastAsia"/>
-          <w:sz w:val="28"/>
-          <w:szCs w:val="28"/>
-        </w:rPr>
-        <w:t>形容</w:t>
-      </w:r>
-      <w:proofErr w:type="gramStart"/>
-      <w:r>
-        <w:rPr>
-          <w:rFonts w:ascii="標楷體" w:eastAsia="標楷體" w:hAnsi="標楷體" w:hint="eastAsia"/>
-          <w:sz w:val="28"/>
-          <w:szCs w:val="28"/>
-        </w:rPr>
-        <w:t>一</w:t>
-      </w:r>
-      <w:proofErr w:type="gramEnd"/>
-      <w:r>
-        <w:rPr>
-          <w:rFonts w:ascii="標楷體" w:eastAsia="標楷體" w:hAnsi="標楷體" w:hint="eastAsia"/>
-          <w:sz w:val="28"/>
-          <w:szCs w:val="28"/>
-        </w:rPr>
-        <w:t>個人的書法或繪畫技巧</w:t>
-      </w:r>
-      <w:r>
-        <w:rPr>
-          <w:rFonts w:ascii="標楷體" w:eastAsia="標楷體" w:hAnsi="標楷體" w:hint="eastAsia"/>
-          <w:sz w:val="28"/>
-          <w:szCs w:val="28"/>
-        </w:rPr>
-        <w:t>很高</w:t>
-      </w:r>
-      <w:r>
-        <w:rPr>
-          <w:rFonts w:ascii="標楷體" w:eastAsia="標楷體" w:hAnsi="標楷體" w:hint="eastAsia"/>
-          <w:sz w:val="28"/>
-          <w:szCs w:val="28"/>
-        </w:rPr>
-        <w:t>。</w:t>
-      </w:r>
-    </w:p>
-    <w:p>
-      <w:pPr>
-        <w:pStyle w:val="a6"/>
-        <w:numPr>
-          <w:ilvl w:val="0"/>
-          <w:numId w:val="5"/>
-        </w:numPr>
-        <w:spacing w:line="440" w:lineRule="exact"/>
-        <w:ind w:leftChars="0"/>
-        <w:rPr>
-          <w:rFonts w:ascii="標楷體" w:eastAsia="標楷體" w:hAnsi="標楷體"/>
-          <w:sz w:val="28"/>
-          <w:szCs w:val="28"/>
-        </w:rPr>
-      </w:pPr>
-      <w:r>
-        <w:rPr>
-          <w:rFonts w:ascii="標楷體" w:eastAsia="標楷體" w:hAnsi="標楷體" w:hint="eastAsia"/>
-          <w:sz w:val="28"/>
-          <w:szCs w:val="28"/>
-        </w:rPr>
-        <w:t>深</w:t>
-      </w:r>
-      <w:proofErr w:type="gramStart"/>
-      <w:r>
-        <w:rPr>
-          <w:rFonts w:ascii="標楷體" w:eastAsia="標楷體" w:hAnsi="標楷體" w:hint="eastAsia"/>
-          <w:sz w:val="28"/>
-          <w:szCs w:val="28"/>
-        </w:rPr>
-        <w:t>沉</w:t>
-      </w:r>
-      <w:proofErr w:type="gramEnd"/>
-    </w:p>
-    <w:p>
-      <w:pPr>
-        <w:pStyle w:val="a6"/>
-        <w:numPr>
-          <w:ilvl w:val="0"/>
-          <w:numId w:val="28"/>
-        </w:numPr>
-        <w:spacing w:line="440" w:lineRule="exact"/>
-        <w:ind w:leftChars="0"/>
-        <w:rPr>
-          <w:rFonts w:ascii="標楷體" w:eastAsia="標楷體" w:hAnsi="標楷體" w:hint="eastAsia"/>
-          <w:sz w:val="28"/>
-          <w:szCs w:val="28"/>
-        </w:rPr>
-      </w:pPr>
-      <w:r>
-        <w:rPr>
-          <w:rFonts w:ascii="標楷體" w:eastAsia="標楷體" w:hAnsi="標楷體" w:hint="eastAsia"/>
-          <w:sz w:val="28"/>
-          <w:szCs w:val="28"/>
-        </w:rPr>
-        <w:t>思想感情內斂不外露。【例】這個人很深</w:t>
-      </w:r>
-      <w:proofErr w:type="gramStart"/>
-      <w:r>
-        <w:rPr>
-          <w:rFonts w:ascii="標楷體" w:eastAsia="標楷體" w:hAnsi="標楷體" w:hint="eastAsia"/>
-          <w:sz w:val="28"/>
-          <w:szCs w:val="28"/>
-        </w:rPr>
-        <w:t>沉</w:t>
-      </w:r>
-      <w:proofErr w:type="gramEnd"/>
-      <w:r>
-        <w:rPr>
-          <w:rFonts w:ascii="標楷體" w:eastAsia="標楷體" w:hAnsi="標楷體" w:hint="eastAsia"/>
-          <w:sz w:val="28"/>
-          <w:szCs w:val="28"/>
-        </w:rPr>
-        <w:t>，教人不易捉摸、了解。</w:t>
-      </w:r>
-    </w:p>
-    <w:p>
-      <w:pPr>
-        <w:pStyle w:val="a6"/>
-        <w:numPr>
-          <w:ilvl w:val="0"/>
-          <w:numId w:val="28"/>
-        </w:numPr>
-        <w:spacing w:line="440" w:lineRule="exact"/>
-        <w:ind w:leftChars="0"/>
-        <w:rPr>
-          <w:rFonts w:ascii="標楷體" w:eastAsia="標楷體" w:hAnsi="標楷體"/>
-          <w:sz w:val="28"/>
-          <w:szCs w:val="28"/>
-        </w:rPr>
-      </w:pPr>
-      <w:r>
-        <w:rPr>
-          <w:rFonts w:ascii="標楷體" w:eastAsia="標楷體" w:hAnsi="標楷體" w:hint="eastAsia"/>
-          <w:sz w:val="28"/>
-          <w:szCs w:val="28"/>
-        </w:rPr>
-        <w:t>低沉。【例】夕陽西下，暮色深</w:t>
-      </w:r>
-      <w:proofErr w:type="gramStart"/>
-      <w:r>
-        <w:rPr>
-          <w:rFonts w:ascii="標楷體" w:eastAsia="標楷體" w:hAnsi="標楷體" w:hint="eastAsia"/>
-          <w:sz w:val="28"/>
-          <w:szCs w:val="28"/>
-        </w:rPr>
-        <w:t>沉</w:t>
-      </w:r>
-      <w:proofErr w:type="gramEnd"/>
-      <w:r>
-        <w:rPr>
-          <w:rFonts w:ascii="標楷體" w:eastAsia="標楷體" w:hAnsi="標楷體" w:hint="eastAsia"/>
-          <w:sz w:val="28"/>
-          <w:szCs w:val="28"/>
-        </w:rPr>
-        <w:t>，大家拖著疲憊的身子回家。</w:t>
-      </w:r>
-    </w:p>
-    <w:p>
-      <w:pPr>
-        <w:pStyle w:val="a6"/>
-        <w:numPr>
-          <w:ilvl w:val="0"/>
-          <w:numId w:val="5"/>
-        </w:numPr>
-        <w:spacing w:line="440" w:lineRule="exact"/>
-        <w:ind w:leftChars="0"/>
-        <w:rPr>
-          <w:rFonts w:ascii="標楷體" w:eastAsia="標楷體" w:hAnsi="標楷體" w:hint="eastAsia"/>
-          <w:sz w:val="28"/>
-          <w:szCs w:val="28"/>
-        </w:rPr>
-      </w:pPr>
-      <w:r>
-        <w:rPr>
-          <w:rFonts w:ascii="標楷體" w:eastAsia="標楷體" w:hAnsi="標楷體" w:hint="eastAsia"/>
-          <w:sz w:val="28"/>
-          <w:szCs w:val="28"/>
-        </w:rPr>
-        <w:t>溫婉：</w:t>
-      </w:r>
-      <w:r>
-        <w:rPr>
-          <w:rFonts w:ascii="標楷體" w:eastAsia="標楷體" w:hAnsi="標楷體" w:hint="eastAsia"/>
-          <w:sz w:val="28"/>
-          <w:szCs w:val="28"/>
-        </w:rPr>
-        <w:t>溫柔和順。</w:t>
-      </w:r>
-    </w:p>
-    <w:p>
-      <w:pPr>
-        <w:pStyle w:val="a6"/>
-        <w:spacing w:line="440" w:lineRule="exact"/>
-        <w:ind w:leftChars="0"/>
-        <w:rPr>
-          <w:rFonts w:ascii="標楷體" w:eastAsia="標楷體" w:hAnsi="標楷體"/>
-          <w:sz w:val="28"/>
-          <w:szCs w:val="28"/>
-        </w:rPr>
-      </w:pPr>
-      <w:r>
-        <w:rPr>
-          <w:rFonts w:ascii="標楷體" w:eastAsia="標楷體" w:hAnsi="標楷體" w:hint="eastAsia"/>
-          <w:sz w:val="28"/>
-          <w:szCs w:val="28"/>
-        </w:rPr>
-        <w:t>【例】她的性格溫婉，待人處事得體，是公婆心目中的好媳婦。</w:t>
+        <w:t>跨越千年的歷史時空，給予後人內心的平靜與寶貴的人生智慧。千年前晏殊面對的人生困境（如時光易逝、聚散無常），至今依然困擾著現代人；而他「珍惜眼前人」的解答，至今仍能撫平我們的焦慮並指引方向。</w:t>
       </w:r>
     </w:p>
     <w:sectPr>
-      <w:footerReference w:type="default" r:id="rId11"/>
+      <w:footerReference w:type="default" r:id="rId8"/>
       <w:pgSz w:w="11906" w:h="16838"/>
       <w:pgMar w:top="567" w:right="851" w:bottom="567" w:left="851" w:header="567" w:footer="0" w:gutter="0"/>
       <w:cols w:space="425"/>
@@ -2888,7 +1555,7 @@
 </file>
 
 <file path=word/endnotes.xml><?xml version="1.0" encoding="utf-8"?>
-<w:endnotes xmlns:wpc="http://schemas.microsoft.com/office/word/2010/wordprocessingCanvas" xmlns:cx="http://schemas.microsoft.com/office/drawing/2014/chartex" xmlns:cx1="http://schemas.microsoft.com/office/drawing/2015/9/8/chartex" xmlns:cx2="http://schemas.microsoft.com/office/drawing/2015/10/21/chartex" xmlns:cx3="http://schemas.microsoft.com/office/drawing/2016/5/9/chartex" xmlns:cx4="http://schemas.microsoft.com/office/drawing/2016/5/10/chartex" xmlns:cx5="http://schemas.microsoft.com/office/drawing/2016/5/11/chartex" xmlns:cx6="http://schemas.microsoft.com/office/drawing/2016/5/12/chartex" xmlns:cx7="http://schemas.microsoft.com/office/drawing/2016/5/13/chartex" xmlns:cx8="http://schemas.microsoft.com/office/drawing/2016/5/14/chartex" xmlns:mc="http://schemas.openxmlformats.org/markup-compatibility/2006" xmlns:aink="http://schemas.microsoft.com/office/drawing/2016/ink" xmlns:am3d="http://schemas.microsoft.com/office/drawing/2017/model3d" xmlns:o="urn:schemas-microsoft-com:office:office" xmlns:oel="http://schemas.microsoft.com/office/2019/extlst" xmlns:r="http://schemas.openxmlformats.org/officeDocument/2006/relationships" xmlns:m="http://schemas.openxmlformats.org/officeDocument/2006/math" xmlns:v="urn:schemas-microsoft-com:vml" xmlns:wp14="http://schemas.microsoft.com/office/word/2010/wordprocessingDrawing" xmlns:wp="http://schemas.openxmlformats.org/drawingml/2006/wordprocessingDrawing" xmlns:w10="urn:schemas-microsoft-com:office:word" xmlns:w="http://schemas.openxmlformats.org/wordprocessingml/2006/main" xmlns:w14="http://schemas.microsoft.com/office/word/2010/wordml" xmlns:w15="http://schemas.microsoft.com/office/word/2012/wordml" xmlns:w16cex="http://schemas.microsoft.com/office/word/2018/wordml/cex" xmlns:w16cid="http://schemas.microsoft.com/office/word/2016/wordml/cid" xmlns:w16="http://schemas.microsoft.com/office/word/2018/wordml" xmlns:w16sdtdh="http://schemas.microsoft.com/office/word/2020/wordml/sdtdatahash" xmlns:w16se="http://schemas.microsoft.com/office/word/2015/wordml/symex" xmlns:wpg="http://schemas.microsoft.com/office/word/2010/wordprocessingGroup" xmlns:wpi="http://schemas.microsoft.com/office/word/2010/wordprocessingInk" xmlns:wne="http://schemas.microsoft.com/office/word/2006/wordml" xmlns:wps="http://schemas.microsoft.com/office/word/2010/wordprocessingShape" mc:Ignorable="w14 w15 w16se w16cid w16 w16cex w16sdtdh wp14">
+<w:endnotes xmlns:wpc="http://schemas.microsoft.com/office/word/2010/wordprocessingCanvas" xmlns:cx="http://schemas.microsoft.com/office/drawing/2014/chartex" xmlns:cx1="http://schemas.microsoft.com/office/drawing/2015/9/8/chartex" xmlns:cx2="http://schemas.microsoft.com/office/drawing/2015/10/21/chartex" xmlns:cx3="http://schemas.microsoft.com/office/drawing/2016/5/9/chartex" xmlns:cx4="http://schemas.microsoft.com/office/drawing/2016/5/10/chartex" xmlns:cx5="http://schemas.microsoft.com/office/drawing/2016/5/11/chartex" xmlns:cx6="http://schemas.microsoft.com/office/drawing/2016/5/12/chartex" xmlns:cx7="http://schemas.microsoft.com/office/drawing/2016/5/13/chartex" xmlns:cx8="http://schemas.microsoft.com/office/drawing/2016/5/14/chartex" xmlns:mc="http://schemas.openxmlformats.org/markup-compatibility/2006" xmlns:aink="http://schemas.microsoft.com/office/drawing/2016/ink" xmlns:am3d="http://schemas.microsoft.com/office/drawing/2017/model3d" xmlns:o="urn:schemas-microsoft-com:office:office" xmlns:oel="http://schemas.microsoft.com/office/2019/extlst" xmlns:r="http://schemas.openxmlformats.org/officeDocument/2006/relationships" xmlns:m="http://schemas.openxmlformats.org/officeDocument/2006/math" xmlns:v="urn:schemas-microsoft-com:vml" xmlns:wp14="http://schemas.microsoft.com/office/word/2010/wordprocessingDrawing" xmlns:wp="http://schemas.openxmlformats.org/drawingml/2006/wordprocessingDrawing" xmlns:w10="urn:schemas-microsoft-com:office:word" xmlns:w="http://schemas.openxmlformats.org/wordprocessingml/2006/main" xmlns:w14="http://schemas.microsoft.com/office/word/2010/wordml" xmlns:w15="http://schemas.microsoft.com/office/word/2012/wordml" xmlns:w16cex="http://schemas.microsoft.com/office/word/2018/wordml/cex" xmlns:w16cid="http://schemas.microsoft.com/office/word/2016/wordml/cid" xmlns:w16="http://schemas.microsoft.com/office/word/2018/wordml" xmlns:w16du="http://schemas.microsoft.com/office/word/2023/wordml/word16du" xmlns:w16sdtdh="http://schemas.microsoft.com/office/word/2020/wordml/sdtdatahash" xmlns:w16sdtfl="http://schemas.microsoft.com/office/word/2024/wordml/sdtformatlock" xmlns:w16se="http://schemas.microsoft.com/office/word/2015/wordml/symex" xmlns:wpg="http://schemas.microsoft.com/office/word/2010/wordprocessingGroup" xmlns:wpi="http://schemas.microsoft.com/office/word/2010/wordprocessingInk" xmlns:wne="http://schemas.microsoft.com/office/word/2006/wordml" xmlns:wps="http://schemas.microsoft.com/office/word/2010/wordprocessingShape" mc:Ignorable="w14 w15 w16se w16cid w16 w16cex w16sdtdh w16sdtfl w16du wp14">
   <w:endnote w:type="separator" w:id="-1">
     <w:p>
       <w:r>
@@ -2907,7 +1574,7 @@
 </file>
 
 <file path=word/footer1.xml><?xml version="1.0" encoding="utf-8"?>
-<w:ftr xmlns:wpc="http://schemas.microsoft.com/office/word/2010/wordprocessingCanvas" xmlns:cx="http://schemas.microsoft.com/office/drawing/2014/chartex" xmlns:cx1="http://schemas.microsoft.com/office/drawing/2015/9/8/chartex" xmlns:cx2="http://schemas.microsoft.com/office/drawing/2015/10/21/chartex" xmlns:cx3="http://schemas.microsoft.com/office/drawing/2016/5/9/chartex" xmlns:cx4="http://schemas.microsoft.com/office/drawing/2016/5/10/chartex" xmlns:cx5="http://schemas.microsoft.com/office/drawing/2016/5/11/chartex" xmlns:cx6="http://schemas.microsoft.com/office/drawing/2016/5/12/chartex" xmlns:cx7="http://schemas.microsoft.com/office/drawing/2016/5/13/chartex" xmlns:cx8="http://schemas.microsoft.com/office/drawing/2016/5/14/chartex" xmlns:mc="http://schemas.openxmlformats.org/markup-compatibility/2006" xmlns:aink="http://schemas.microsoft.com/office/drawing/2016/ink" xmlns:am3d="http://schemas.microsoft.com/office/drawing/2017/model3d" xmlns:o="urn:schemas-microsoft-com:office:office" xmlns:oel="http://schemas.microsoft.com/office/2019/extlst" xmlns:r="http://schemas.openxmlformats.org/officeDocument/2006/relationships" xmlns:m="http://schemas.openxmlformats.org/officeDocument/2006/math" xmlns:v="urn:schemas-microsoft-com:vml" xmlns:wp14="http://schemas.microsoft.com/office/word/2010/wordprocessingDrawing" xmlns:wp="http://schemas.openxmlformats.org/drawingml/2006/wordprocessingDrawing" xmlns:w10="urn:schemas-microsoft-com:office:word" xmlns:w="http://schemas.openxmlformats.org/wordprocessingml/2006/main" xmlns:w14="http://schemas.microsoft.com/office/word/2010/wordml" xmlns:w15="http://schemas.microsoft.com/office/word/2012/wordml" xmlns:w16cex="http://schemas.microsoft.com/office/word/2018/wordml/cex" xmlns:w16cid="http://schemas.microsoft.com/office/word/2016/wordml/cid" xmlns:w16="http://schemas.microsoft.com/office/word/2018/wordml" xmlns:w16sdtdh="http://schemas.microsoft.com/office/word/2020/wordml/sdtdatahash" xmlns:w16se="http://schemas.microsoft.com/office/word/2015/wordml/symex" xmlns:wpg="http://schemas.microsoft.com/office/word/2010/wordprocessingGroup" xmlns:wpi="http://schemas.microsoft.com/office/word/2010/wordprocessingInk" xmlns:wne="http://schemas.microsoft.com/office/word/2006/wordml" xmlns:wps="http://schemas.microsoft.com/office/word/2010/wordprocessingShape" mc:Ignorable="w14 w15 w16se w16cid w16 w16cex w16sdtdh wp14">
+<w:ftr xmlns:wpc="http://schemas.microsoft.com/office/word/2010/wordprocessingCanvas" xmlns:cx="http://schemas.microsoft.com/office/drawing/2014/chartex" xmlns:cx1="http://schemas.microsoft.com/office/drawing/2015/9/8/chartex" xmlns:cx2="http://schemas.microsoft.com/office/drawing/2015/10/21/chartex" xmlns:cx3="http://schemas.microsoft.com/office/drawing/2016/5/9/chartex" xmlns:cx4="http://schemas.microsoft.com/office/drawing/2016/5/10/chartex" xmlns:cx5="http://schemas.microsoft.com/office/drawing/2016/5/11/chartex" xmlns:cx6="http://schemas.microsoft.com/office/drawing/2016/5/12/chartex" xmlns:cx7="http://schemas.microsoft.com/office/drawing/2016/5/13/chartex" xmlns:cx8="http://schemas.microsoft.com/office/drawing/2016/5/14/chartex" xmlns:mc="http://schemas.openxmlformats.org/markup-compatibility/2006" xmlns:aink="http://schemas.microsoft.com/office/drawing/2016/ink" xmlns:am3d="http://schemas.microsoft.com/office/drawing/2017/model3d" xmlns:o="urn:schemas-microsoft-com:office:office" xmlns:oel="http://schemas.microsoft.com/office/2019/extlst" xmlns:r="http://schemas.openxmlformats.org/officeDocument/2006/relationships" xmlns:m="http://schemas.openxmlformats.org/officeDocument/2006/math" xmlns:v="urn:schemas-microsoft-com:vml" xmlns:wp14="http://schemas.microsoft.com/office/word/2010/wordprocessingDrawing" xmlns:wp="http://schemas.openxmlformats.org/drawingml/2006/wordprocessingDrawing" xmlns:w10="urn:schemas-microsoft-com:office:word" xmlns:w="http://schemas.openxmlformats.org/wordprocessingml/2006/main" xmlns:w14="http://schemas.microsoft.com/office/word/2010/wordml" xmlns:w15="http://schemas.microsoft.com/office/word/2012/wordml" xmlns:w16cex="http://schemas.microsoft.com/office/word/2018/wordml/cex" xmlns:w16cid="http://schemas.microsoft.com/office/word/2016/wordml/cid" xmlns:w16="http://schemas.microsoft.com/office/word/2018/wordml" xmlns:w16du="http://schemas.microsoft.com/office/word/2023/wordml/word16du" xmlns:w16sdtdh="http://schemas.microsoft.com/office/word/2020/wordml/sdtdatahash" xmlns:w16sdtfl="http://schemas.microsoft.com/office/word/2024/wordml/sdtformatlock" xmlns:w16se="http://schemas.microsoft.com/office/word/2015/wordml/symex" xmlns:wpg="http://schemas.microsoft.com/office/word/2010/wordprocessingGroup" xmlns:wpi="http://schemas.microsoft.com/office/word/2010/wordprocessingInk" xmlns:wne="http://schemas.microsoft.com/office/word/2006/wordml" xmlns:wps="http://schemas.microsoft.com/office/word/2010/wordprocessingShape" mc:Ignorable="w14 w15 w16se w16cid w16 w16cex w16sdtdh w16sdtfl w16du wp14">
   <w:sdt>
     <w:sdtPr>
       <w:id w:val="-1230224358"/>
@@ -2970,7 +1637,7 @@
 </file>
 
 <file path=word/footnotes.xml><?xml version="1.0" encoding="utf-8"?>
-<w:footnotes xmlns:wpc="http://schemas.microsoft.com/office/word/2010/wordprocessingCanvas" xmlns:cx="http://schemas.microsoft.com/office/drawing/2014/chartex" xmlns:cx1="http://schemas.microsoft.com/office/drawing/2015/9/8/chartex" xmlns:cx2="http://schemas.microsoft.com/office/drawing/2015/10/21/chartex" xmlns:cx3="http://schemas.microsoft.com/office/drawing/2016/5/9/chartex" xmlns:cx4="http://schemas.microsoft.com/office/drawing/2016/5/10/chartex" xmlns:cx5="http://schemas.microsoft.com/office/drawing/2016/5/11/chartex" xmlns:cx6="http://schemas.microsoft.com/office/drawing/2016/5/12/chartex" xmlns:cx7="http://schemas.microsoft.com/office/drawing/2016/5/13/chartex" xmlns:cx8="http://schemas.microsoft.com/office/drawing/2016/5/14/chartex" xmlns:mc="http://schemas.openxmlformats.org/markup-compatibility/2006" xmlns:aink="http://schemas.microsoft.com/office/drawing/2016/ink" xmlns:am3d="http://schemas.microsoft.com/office/drawing/2017/model3d" xmlns:o="urn:schemas-microsoft-com:office:office" xmlns:oel="http://schemas.microsoft.com/office/2019/extlst" xmlns:r="http://schemas.openxmlformats.org/officeDocument/2006/relationships" xmlns:m="http://schemas.openxmlformats.org/officeDocument/2006/math" xmlns:v="urn:schemas-microsoft-com:vml" xmlns:wp14="http://schemas.microsoft.com/office/word/2010/wordprocessingDrawing" xmlns:wp="http://schemas.openxmlformats.org/drawingml/2006/wordprocessingDrawing" xmlns:w10="urn:schemas-microsoft-com:office:word" xmlns:w="http://schemas.openxmlformats.org/wordprocessingml/2006/main" xmlns:w14="http://schemas.microsoft.com/office/word/2010/wordml" xmlns:w15="http://schemas.microsoft.com/office/word/2012/wordml" xmlns:w16cex="http://schemas.microsoft.com/office/word/2018/wordml/cex" xmlns:w16cid="http://schemas.microsoft.com/office/word/2016/wordml/cid" xmlns:w16="http://schemas.microsoft.com/office/word/2018/wordml" xmlns:w16sdtdh="http://schemas.microsoft.com/office/word/2020/wordml/sdtdatahash" xmlns:w16se="http://schemas.microsoft.com/office/word/2015/wordml/symex" xmlns:wpg="http://schemas.microsoft.com/office/word/2010/wordprocessingGroup" xmlns:wpi="http://schemas.microsoft.com/office/word/2010/wordprocessingInk" xmlns:wne="http://schemas.microsoft.com/office/word/2006/wordml" xmlns:wps="http://schemas.microsoft.com/office/word/2010/wordprocessingShape" mc:Ignorable="w14 w15 w16se w16cid w16 w16cex w16sdtdh wp14">
+<w:footnotes xmlns:wpc="http://schemas.microsoft.com/office/word/2010/wordprocessingCanvas" xmlns:cx="http://schemas.microsoft.com/office/drawing/2014/chartex" xmlns:cx1="http://schemas.microsoft.com/office/drawing/2015/9/8/chartex" xmlns:cx2="http://schemas.microsoft.com/office/drawing/2015/10/21/chartex" xmlns:cx3="http://schemas.microsoft.com/office/drawing/2016/5/9/chartex" xmlns:cx4="http://schemas.microsoft.com/office/drawing/2016/5/10/chartex" xmlns:cx5="http://schemas.microsoft.com/office/drawing/2016/5/11/chartex" xmlns:cx6="http://schemas.microsoft.com/office/drawing/2016/5/12/chartex" xmlns:cx7="http://schemas.microsoft.com/office/drawing/2016/5/13/chartex" xmlns:cx8="http://schemas.microsoft.com/office/drawing/2016/5/14/chartex" xmlns:mc="http://schemas.openxmlformats.org/markup-compatibility/2006" xmlns:aink="http://schemas.microsoft.com/office/drawing/2016/ink" xmlns:am3d="http://schemas.microsoft.com/office/drawing/2017/model3d" xmlns:o="urn:schemas-microsoft-com:office:office" xmlns:oel="http://schemas.microsoft.com/office/2019/extlst" xmlns:r="http://schemas.openxmlformats.org/officeDocument/2006/relationships" xmlns:m="http://schemas.openxmlformats.org/officeDocument/2006/math" xmlns:v="urn:schemas-microsoft-com:vml" xmlns:wp14="http://schemas.microsoft.com/office/word/2010/wordprocessingDrawing" xmlns:wp="http://schemas.openxmlformats.org/drawingml/2006/wordprocessingDrawing" xmlns:w10="urn:schemas-microsoft-com:office:word" xmlns:w="http://schemas.openxmlformats.org/wordprocessingml/2006/main" xmlns:w14="http://schemas.microsoft.com/office/word/2010/wordml" xmlns:w15="http://schemas.microsoft.com/office/word/2012/wordml" xmlns:w16cex="http://schemas.microsoft.com/office/word/2018/wordml/cex" xmlns:w16cid="http://schemas.microsoft.com/office/word/2016/wordml/cid" xmlns:w16="http://schemas.microsoft.com/office/word/2018/wordml" xmlns:w16du="http://schemas.microsoft.com/office/word/2023/wordml/word16du" xmlns:w16sdtdh="http://schemas.microsoft.com/office/word/2020/wordml/sdtdatahash" xmlns:w16sdtfl="http://schemas.microsoft.com/office/word/2024/wordml/sdtformatlock" xmlns:w16se="http://schemas.microsoft.com/office/word/2015/wordml/symex" xmlns:wpg="http://schemas.microsoft.com/office/word/2010/wordprocessingGroup" xmlns:wpi="http://schemas.microsoft.com/office/word/2010/wordprocessingInk" xmlns:wne="http://schemas.microsoft.com/office/word/2006/wordml" xmlns:wps="http://schemas.microsoft.com/office/word/2010/wordprocessingShape" mc:Ignorable="w14 w15 w16se w16cid w16 w16cex w16sdtdh w16sdtfl w16du wp14">
   <w:footnote w:type="separator" w:id="-1">
     <w:p>
       <w:r>
@@ -2989,7 +1656,7 @@
 </file>
 
 <file path=word/numbering.xml><?xml version="1.0" encoding="utf-8"?>
-<w:numbering xmlns:wpc="http://schemas.microsoft.com/office/word/2010/wordprocessingCanvas" xmlns:cx="http://schemas.microsoft.com/office/drawing/2014/chartex" xmlns:cx1="http://schemas.microsoft.com/office/drawing/2015/9/8/chartex" xmlns:cx2="http://schemas.microsoft.com/office/drawing/2015/10/21/chartex" xmlns:cx3="http://schemas.microsoft.com/office/drawing/2016/5/9/chartex" xmlns:cx4="http://schemas.microsoft.com/office/drawing/2016/5/10/chartex" xmlns:cx5="http://schemas.microsoft.com/office/drawing/2016/5/11/chartex" xmlns:cx6="http://schemas.microsoft.com/office/drawing/2016/5/12/chartex" xmlns:cx7="http://schemas.microsoft.com/office/drawing/2016/5/13/chartex" xmlns:cx8="http://schemas.microsoft.com/office/drawing/2016/5/14/chartex" xmlns:mc="http://schemas.openxmlformats.org/markup-compatibility/2006" xmlns:aink="http://schemas.microsoft.com/office/drawing/2016/ink" xmlns:am3d="http://schemas.microsoft.com/office/drawing/2017/model3d" xmlns:o="urn:schemas-microsoft-com:office:office" xmlns:oel="http://schemas.microsoft.com/office/2019/extlst" xmlns:r="http://schemas.openxmlformats.org/officeDocument/2006/relationships" xmlns:m="http://schemas.openxmlformats.org/officeDocument/2006/math" xmlns:v="urn:schemas-microsoft-com:vml" xmlns:wp14="http://schemas.microsoft.com/office/word/2010/wordprocessingDrawing" xmlns:wp="http://schemas.openxmlformats.org/drawingml/2006/wordprocessingDrawing" xmlns:w10="urn:schemas-microsoft-com:office:word" xmlns:w="http://schemas.openxmlformats.org/wordprocessingml/2006/main" xmlns:w14="http://schemas.microsoft.com/office/word/2010/wordml" xmlns:w15="http://schemas.microsoft.com/office/word/2012/wordml" xmlns:w16cex="http://schemas.microsoft.com/office/word/2018/wordml/cex" xmlns:w16cid="http://schemas.microsoft.com/office/word/2016/wordml/cid" xmlns:w16="http://schemas.microsoft.com/office/word/2018/wordml" xmlns:w16sdtdh="http://schemas.microsoft.com/office/word/2020/wordml/sdtdatahash" xmlns:w16se="http://schemas.microsoft.com/office/word/2015/wordml/symex" xmlns:wpg="http://schemas.microsoft.com/office/word/2010/wordprocessingGroup" xmlns:wpi="http://schemas.microsoft.com/office/word/2010/wordprocessingInk" xmlns:wne="http://schemas.microsoft.com/office/word/2006/wordml" xmlns:wps="http://schemas.microsoft.com/office/word/2010/wordprocessingShape" mc:Ignorable="w14 w15 w16se w16cid w16 w16cex w16sdtdh wp14">
+<w:numbering xmlns:wpc="http://schemas.microsoft.com/office/word/2010/wordprocessingCanvas" xmlns:cx="http://schemas.microsoft.com/office/drawing/2014/chartex" xmlns:cx1="http://schemas.microsoft.com/office/drawing/2015/9/8/chartex" xmlns:cx2="http://schemas.microsoft.com/office/drawing/2015/10/21/chartex" xmlns:cx3="http://schemas.microsoft.com/office/drawing/2016/5/9/chartex" xmlns:cx4="http://schemas.microsoft.com/office/drawing/2016/5/10/chartex" xmlns:cx5="http://schemas.microsoft.com/office/drawing/2016/5/11/chartex" xmlns:cx6="http://schemas.microsoft.com/office/drawing/2016/5/12/chartex" xmlns:cx7="http://schemas.microsoft.com/office/drawing/2016/5/13/chartex" xmlns:cx8="http://schemas.microsoft.com/office/drawing/2016/5/14/chartex" xmlns:mc="http://schemas.openxmlformats.org/markup-compatibility/2006" xmlns:aink="http://schemas.microsoft.com/office/drawing/2016/ink" xmlns:am3d="http://schemas.microsoft.com/office/drawing/2017/model3d" xmlns:o="urn:schemas-microsoft-com:office:office" xmlns:oel="http://schemas.microsoft.com/office/2019/extlst" xmlns:r="http://schemas.openxmlformats.org/officeDocument/2006/relationships" xmlns:m="http://schemas.openxmlformats.org/officeDocument/2006/math" xmlns:v="urn:schemas-microsoft-com:vml" xmlns:wp14="http://schemas.microsoft.com/office/word/2010/wordprocessingDrawing" xmlns:wp="http://schemas.openxmlformats.org/drawingml/2006/wordprocessingDrawing" xmlns:w10="urn:schemas-microsoft-com:office:word" xmlns:w="http://schemas.openxmlformats.org/wordprocessingml/2006/main" xmlns:w14="http://schemas.microsoft.com/office/word/2010/wordml" xmlns:w15="http://schemas.microsoft.com/office/word/2012/wordml" xmlns:w16cex="http://schemas.microsoft.com/office/word/2018/wordml/cex" xmlns:w16cid="http://schemas.microsoft.com/office/word/2016/wordml/cid" xmlns:w16="http://schemas.microsoft.com/office/word/2018/wordml" xmlns:w16du="http://schemas.microsoft.com/office/word/2023/wordml/word16du" xmlns:w16sdtdh="http://schemas.microsoft.com/office/word/2020/wordml/sdtdatahash" xmlns:w16sdtfl="http://schemas.microsoft.com/office/word/2024/wordml/sdtformatlock" xmlns:w16se="http://schemas.microsoft.com/office/word/2015/wordml/symex" xmlns:wpg="http://schemas.microsoft.com/office/word/2010/wordprocessingGroup" xmlns:wpi="http://schemas.microsoft.com/office/word/2010/wordprocessingInk" xmlns:wne="http://schemas.microsoft.com/office/word/2006/wordml" xmlns:wps="http://schemas.microsoft.com/office/word/2010/wordprocessingShape" mc:Ignorable="w14 w15 w16se w16cid w16 w16cex w16sdtdh w16sdtfl w16du wp14">
   <w:abstractNum w:abstractNumId="0" w15:restartNumberingAfterBreak="0">
     <w:nsid w:val="FFFFFF89"/>
     <w:multiLevelType w:val="singleLevel"/>
@@ -5943,7 +4610,7 @@
 </file>
 
 <file path=word/styles.xml><?xml version="1.0" encoding="utf-8"?>
-<w:styles xmlns:mc="http://schemas.openxmlformats.org/markup-compatibility/2006" xmlns:r="http://schemas.openxmlformats.org/officeDocument/2006/relationships" xmlns:w="http://schemas.openxmlformats.org/wordprocessingml/2006/main" xmlns:w14="http://schemas.microsoft.com/office/word/2010/wordml" xmlns:w15="http://schemas.microsoft.com/office/word/2012/wordml" xmlns:w16cex="http://schemas.microsoft.com/office/word/2018/wordml/cex" xmlns:w16cid="http://schemas.microsoft.com/office/word/2016/wordml/cid" xmlns:w16="http://schemas.microsoft.com/office/word/2018/wordml" xmlns:w16sdtdh="http://schemas.microsoft.com/office/word/2020/wordml/sdtdatahash" xmlns:w16se="http://schemas.microsoft.com/office/word/2015/wordml/symex" mc:Ignorable="w14 w15 w16se w16cid w16 w16cex w16sdtdh">
+<w:styles xmlns:mc="http://schemas.openxmlformats.org/markup-compatibility/2006" xmlns:r="http://schemas.openxmlformats.org/officeDocument/2006/relationships" xmlns:w="http://schemas.openxmlformats.org/wordprocessingml/2006/main" xmlns:w14="http://schemas.microsoft.com/office/word/2010/wordml" xmlns:w15="http://schemas.microsoft.com/office/word/2012/wordml" xmlns:w16cex="http://schemas.microsoft.com/office/word/2018/wordml/cex" xmlns:w16cid="http://schemas.microsoft.com/office/word/2016/wordml/cid" xmlns:w16="http://schemas.microsoft.com/office/word/2018/wordml" xmlns:w16du="http://schemas.microsoft.com/office/word/2023/wordml/word16du" xmlns:w16sdtdh="http://schemas.microsoft.com/office/word/2020/wordml/sdtdatahash" xmlns:w16sdtfl="http://schemas.microsoft.com/office/word/2024/wordml/sdtformatlock" xmlns:w16se="http://schemas.microsoft.com/office/word/2015/wordml/symex" mc:Ignorable="w14 w15 w16se w16cid w16 w16cex w16sdtdh w16sdtfl w16du">
   <w:docDefaults>
     <w:rPrDefault>
       <w:rPr>
